--- a/Lesson_06_Paael_Stem.docx
+++ b/Lesson_06_Paael_Stem.docx
@@ -118,13 +118,7 @@
         <w:t xml:space="preserve">(</w:t>
       </w:r>
       <w:r>
-        <w:t xml:space="preserve">‘</w:t>
-      </w:r>
-      <w:r>
-        <w:t xml:space="preserve">to cause X</w:t>
-      </w:r>
-      <w:r>
-        <w:t xml:space="preserve">’</w:t>
+        <w:t xml:space="preserve">‘to cause X’</w:t>
       </w:r>
       <w:r>
         <w:t xml:space="preserve">). Perfect paradigm (ʾallep), participle (maʾlep).</w:t>
@@ -185,13 +179,7 @@
         <w:t xml:space="preserve">(</w:t>
       </w:r>
       <w:r>
-        <w:t xml:space="preserve">“</w:t>
-      </w:r>
-      <w:r>
-        <w:t xml:space="preserve">to have</w:t>
-      </w:r>
-      <w:r>
-        <w:t xml:space="preserve">”</w:t>
+        <w:t xml:space="preserve">“to have”</w:t>
       </w:r>
       <w:r>
         <w:t xml:space="preserve">).</w:t>
@@ -344,19 +332,13 @@
         <w:t xml:space="preserve"> </w:t>
       </w:r>
       <w:r>
-        <w:t xml:space="preserve">‘</w:t>
-      </w:r>
-      <w:r>
-        <w:t xml:space="preserve">He</w:t>
-      </w:r>
-      <w:r>
-        <w:t xml:space="preserve"> </w:t>
-      </w:r>
-      <w:r>
-        <w:t xml:space="preserve">wrote</w:t>
-      </w:r>
-      <w:r>
-        <w:t xml:space="preserve">’</w:t>
+        <w:t xml:space="preserve">‘He</w:t>
+      </w:r>
+      <w:r>
+        <w:t xml:space="preserve"> </w:t>
+      </w:r>
+      <w:r>
+        <w:t xml:space="preserve">wrote’</w:t>
       </w:r>
       <w:r>
         <w:t xml:space="preserve"> </w:t>
@@ -368,13 +350,7 @@
         <w:t xml:space="preserve"> </w:t>
       </w:r>
       <w:r>
-        <w:t xml:space="preserve">‘</w:t>
-      </w:r>
-      <w:r>
-        <w:t xml:space="preserve">he wrote carefully/copied out</w:t>
-      </w:r>
-      <w:r>
-        <w:t xml:space="preserve">’</w:t>
+        <w:t xml:space="preserve">‘he wrote carefully/copied out’</w:t>
       </w:r>
       <w:r>
         <w:t xml:space="preserve"> </w:t>
@@ -407,13 +383,7 @@
         <w:t xml:space="preserve"> </w:t>
       </w:r>
       <w:r>
-        <w:t xml:space="preserve">‘</w:t>
-      </w:r>
-      <w:r>
-        <w:t xml:space="preserve">Be holy</w:t>
-      </w:r>
-      <w:r>
-        <w:t xml:space="preserve">’</w:t>
+        <w:t xml:space="preserve">‘Be holy’</w:t>
       </w:r>
       <w:r>
         <w:t xml:space="preserve"> </w:t>
@@ -425,13 +395,7 @@
         <w:t xml:space="preserve"> </w:t>
       </w:r>
       <w:r>
-        <w:t xml:space="preserve">‘</w:t>
-      </w:r>
-      <w:r>
-        <w:t xml:space="preserve">make holy/sanctify</w:t>
-      </w:r>
-      <w:r>
-        <w:t xml:space="preserve">’</w:t>
+        <w:t xml:space="preserve">‘make holy/sanctify’</w:t>
       </w:r>
       <w:r>
         <w:t xml:space="preserve"> </w:t>
@@ -630,13 +594,7 @@
         <w:t xml:space="preserve"> </w:t>
       </w:r>
       <w:r>
-        <w:t xml:space="preserve">‘</w:t>
-      </w:r>
-      <w:r>
-        <w:t xml:space="preserve">atone/cover</w:t>
-      </w:r>
-      <w:r>
-        <w:t xml:space="preserve">’</w:t>
+        <w:t xml:space="preserve">‘atone/cover’</w:t>
       </w:r>
       <w:r>
         <w:t xml:space="preserve"> </w:t>
@@ -670,13 +628,7 @@
         <w:t xml:space="preserve"> </w:t>
       </w:r>
       <w:r>
-        <w:t xml:space="preserve">‘</w:t>
-      </w:r>
-      <w:r>
-        <w:t xml:space="preserve">bless</w:t>
-      </w:r>
-      <w:r>
-        <w:t xml:space="preserve">’</w:t>
+        <w:t xml:space="preserve">‘bless’</w:t>
       </w:r>
       <w:r>
         <w:t xml:space="preserve"> </w:t>
@@ -704,13 +656,7 @@
         <w:t xml:space="preserve"> </w:t>
       </w:r>
       <w:r>
-        <w:t xml:space="preserve">‘</w:t>
-      </w:r>
-      <w:r>
-        <w:t xml:space="preserve">sanctify</w:t>
-      </w:r>
-      <w:r>
-        <w:t xml:space="preserve">’</w:t>
+        <w:t xml:space="preserve">‘sanctify’</w:t>
       </w:r>
       <w:r>
         <w:t xml:space="preserve">). The structural identity is near-perfect.</w:t>
@@ -740,19 +686,13 @@
         <w:t xml:space="preserve"> </w:t>
       </w:r>
       <w:r>
-        <w:t xml:space="preserve">‘</w:t>
-      </w:r>
-      <w:r>
-        <w:t xml:space="preserve">to</w:t>
-      </w:r>
-      <w:r>
-        <w:t xml:space="preserve"> </w:t>
-      </w:r>
-      <w:r>
-        <w:t xml:space="preserve">present/offer</w:t>
-      </w:r>
-      <w:r>
-        <w:t xml:space="preserve">’</w:t>
+        <w:t xml:space="preserve">‘to</w:t>
+      </w:r>
+      <w:r>
+        <w:t xml:space="preserve"> </w:t>
+      </w:r>
+      <w:r>
+        <w:t xml:space="preserve">present/offer’</w:t>
       </w:r>
       <w:r>
         <w:t xml:space="preserve">; ʿallama,</w:t>
@@ -761,13 +701,7 @@
         <w:t xml:space="preserve"> </w:t>
       </w:r>
       <w:r>
-        <w:t xml:space="preserve">‘</w:t>
-      </w:r>
-      <w:r>
-        <w:t xml:space="preserve">to teach/instruct</w:t>
-      </w:r>
-      <w:r>
-        <w:t xml:space="preserve">’</w:t>
+        <w:t xml:space="preserve">‘to teach/instruct’</w:t>
       </w:r>
       <w:r>
         <w:t xml:space="preserve">; qaddasa,</w:t>
@@ -776,19 +710,13 @@
         <w:t xml:space="preserve"> </w:t>
       </w:r>
       <w:r>
-        <w:t xml:space="preserve">‘</w:t>
-      </w:r>
-      <w:r>
-        <w:t xml:space="preserve">to</w:t>
-      </w:r>
-      <w:r>
-        <w:t xml:space="preserve"> </w:t>
-      </w:r>
-      <w:r>
-        <w:t xml:space="preserve">sanctify</w:t>
-      </w:r>
-      <w:r>
-        <w:t xml:space="preserve">’</w:t>
+        <w:t xml:space="preserve">‘to</w:t>
+      </w:r>
+      <w:r>
+        <w:t xml:space="preserve"> </w:t>
+      </w:r>
+      <w:r>
+        <w:t xml:space="preserve">sanctify’</w:t>
       </w:r>
       <w:r>
         <w:t xml:space="preserve">). Arabic Form II corresponds precisely to Syriac Paael in</w:t>
@@ -865,7 +793,6 @@
       <w:tblPr>
         <w:tblStyle w:val="Table"/>
         <w:tblW w:type="pct" w:w="4900"/>
-        <w:jc w:val="left"/>
         <w:tblLayout w:type="fixed"/>
         <w:tblLook w:firstRow="0" w:lastRow="0" w:firstColumn="0" w:lastColumn="0" w:noHBand="0" w:noVBand="0" w:val="0000"/>
       </w:tblPr>
@@ -1439,28 +1366,28 @@
           <w:b/>
           <w:bCs/>
         </w:rPr>
-        <w:t xml:space="preserve">‘</w:t>
+        <w:t xml:space="preserve">‘be holy’</w:t>
       </w:r>
       <w:r>
         <w:rPr>
           <w:b/>
           <w:bCs/>
         </w:rPr>
-        <w:t xml:space="preserve">be holy</w:t>
+        <w:t xml:space="preserve">), it makes the action TRANSITIVE and FACTITIVE:</w:t>
       </w:r>
       <w:r>
         <w:rPr>
           <w:b/>
           <w:bCs/>
         </w:rPr>
-        <w:t xml:space="preserve">’</w:t>
+        <w:t xml:space="preserve"> </w:t>
       </w:r>
       <w:r>
         <w:rPr>
           <w:b/>
           <w:bCs/>
         </w:rPr>
-        <w:t xml:space="preserve">), it makes the action TRANSITIVE and FACTITIVE:</w:t>
+        <w:t xml:space="preserve">‘make X holy / sanctify.’</w:t>
       </w:r>
       <w:r>
         <w:rPr>
@@ -1474,21 +1401,21 @@
           <w:b/>
           <w:bCs/>
         </w:rPr>
-        <w:t xml:space="preserve">‘</w:t>
+        <w:t xml:space="preserve">This is called the factitive use, and it</w:t>
       </w:r>
       <w:r>
         <w:rPr>
           <w:b/>
           <w:bCs/>
         </w:rPr>
-        <w:t xml:space="preserve">make X holy / sanctify.</w:t>
+        <w:t xml:space="preserve"> </w:t>
       </w:r>
       <w:r>
         <w:rPr>
           <w:b/>
           <w:bCs/>
         </w:rPr>
-        <w:t xml:space="preserve">’</w:t>
+        <w:t xml:space="preserve">is the Paael’s most theologically important function. Compare Hebrew</w:t>
       </w:r>
       <w:r>
         <w:rPr>
@@ -1502,112 +1429,42 @@
           <w:b/>
           <w:bCs/>
         </w:rPr>
-        <w:t xml:space="preserve">This is called the factitive use, and it</w:t>
+        <w:t xml:space="preserve">Piel kipper (</w:t>
       </w:r>
       <w:r>
         <w:rPr>
           <w:b/>
           <w:bCs/>
         </w:rPr>
-        <w:t xml:space="preserve"> </w:t>
+        <w:t xml:space="preserve">‘atone’</w:t>
       </w:r>
       <w:r>
         <w:rPr>
           <w:b/>
           <w:bCs/>
         </w:rPr>
-        <w:t xml:space="preserve">is the Paael’s most theologically important function. Compare Hebrew</w:t>
+        <w:t xml:space="preserve">), qiddēš (</w:t>
       </w:r>
       <w:r>
         <w:rPr>
           <w:b/>
           <w:bCs/>
         </w:rPr>
-        <w:t xml:space="preserve"> </w:t>
+        <w:t xml:space="preserve">‘sanctify’</w:t>
       </w:r>
       <w:r>
         <w:rPr>
           <w:b/>
           <w:bCs/>
         </w:rPr>
-        <w:t xml:space="preserve">Piel kipper (</w:t>
+        <w:t xml:space="preserve">), bērak (</w:t>
       </w:r>
       <w:r>
         <w:rPr>
           <w:b/>
           <w:bCs/>
         </w:rPr>
-        <w:t xml:space="preserve">‘</w:t>
-      </w:r>
-      <w:r>
-        <w:rPr>
-          <w:b/>
-          <w:bCs/>
-        </w:rPr>
-        <w:t xml:space="preserve">atone</w:t>
-      </w:r>
-      <w:r>
-        <w:rPr>
-          <w:b/>
-          <w:bCs/>
-        </w:rPr>
-        <w:t xml:space="preserve">’</w:t>
-      </w:r>
-      <w:r>
-        <w:rPr>
-          <w:b/>
-          <w:bCs/>
-        </w:rPr>
-        <w:t xml:space="preserve">), qiddēš (</w:t>
-      </w:r>
-      <w:r>
-        <w:rPr>
-          <w:b/>
-          <w:bCs/>
-        </w:rPr>
-        <w:t xml:space="preserve">‘</w:t>
-      </w:r>
-      <w:r>
-        <w:rPr>
-          <w:b/>
-          <w:bCs/>
-        </w:rPr>
-        <w:t xml:space="preserve">sanctify</w:t>
-      </w:r>
-      <w:r>
-        <w:rPr>
-          <w:b/>
-          <w:bCs/>
-        </w:rPr>
-        <w:t xml:space="preserve">’</w:t>
-      </w:r>
-      <w:r>
-        <w:rPr>
-          <w:b/>
-          <w:bCs/>
-        </w:rPr>
-        <w:t xml:space="preserve">), bērak (</w:t>
-      </w:r>
-      <w:r>
-        <w:rPr>
-          <w:b/>
-          <w:bCs/>
-        </w:rPr>
-        <w:t xml:space="preserve">‘</w:t>
-      </w:r>
-      <w:r>
-        <w:rPr>
-          <w:b/>
-          <w:bCs/>
-        </w:rPr>
-        <w:t xml:space="preserve">bless</w:t>
-      </w:r>
-      <w:r>
-        <w:rPr>
-          <w:b/>
-          <w:bCs/>
-        </w:rPr>
-        <w:t xml:space="preserve">’</w:t>
+        <w:t xml:space="preserve">‘bless’</w:t>
       </w:r>
       <w:r>
         <w:rPr>
@@ -1633,7 +1490,6 @@
       <w:tblPr>
         <w:tblStyle w:val="Table"/>
         <w:tblW w:type="pct" w:w="4870"/>
-        <w:jc w:val="left"/>
         <w:tblLayout w:type="fixed"/>
         <w:tblLook w:firstRow="0" w:lastRow="0" w:firstColumn="0" w:lastColumn="0" w:noHBand="0" w:noVBand="0" w:val="0000"/>
       </w:tblPr>
@@ -1775,19 +1631,13 @@
               <w:t xml:space="preserve">qadaš (</w:t>
             </w:r>
             <w:r>
-              <w:t xml:space="preserve">‘</w:t>
-            </w:r>
-            <w:r>
-              <w:t xml:space="preserve">be</w:t>
+              <w:t xml:space="preserve">‘be</w:t>
             </w:r>
             <w:r>
               <w:t xml:space="preserve"> </w:t>
             </w:r>
             <w:r>
-              <w:t xml:space="preserve">holy</w:t>
-            </w:r>
-            <w:r>
-              <w:t xml:space="preserve">’</w:t>
+              <w:t xml:space="preserve">holy’</w:t>
             </w:r>
             <w:r>
               <w:t xml:space="preserve">)</w:t>
@@ -1805,19 +1655,13 @@
               <w:t xml:space="preserve">qaddaš (</w:t>
             </w:r>
             <w:r>
-              <w:t xml:space="preserve">‘</w:t>
-            </w:r>
-            <w:r>
-              <w:t xml:space="preserve">sanctify/make</w:t>
+              <w:t xml:space="preserve">‘sanctify/make</w:t>
             </w:r>
             <w:r>
               <w:t xml:space="preserve"> </w:t>
             </w:r>
             <w:r>
-              <w:t xml:space="preserve">holy</w:t>
-            </w:r>
-            <w:r>
-              <w:t xml:space="preserve">’</w:t>
+              <w:t xml:space="preserve">holy’</w:t>
             </w:r>
             <w:r>
               <w:t xml:space="preserve">)</w:t>
@@ -1867,13 +1711,7 @@
               <w:t xml:space="preserve">(</w:t>
             </w:r>
             <w:r>
-              <w:t xml:space="preserve">‘</w:t>
-            </w:r>
-            <w:r>
-              <w:t xml:space="preserve">kneel</w:t>
-            </w:r>
-            <w:r>
-              <w:t xml:space="preserve">’</w:t>
+              <w:t xml:space="preserve">‘kneel’</w:t>
             </w:r>
             <w:r>
               <w:t xml:space="preserve">)</w:t>
@@ -1891,19 +1729,13 @@
               <w:t xml:space="preserve">barrek (</w:t>
             </w:r>
             <w:r>
-              <w:t xml:space="preserve">‘</w:t>
-            </w:r>
-            <w:r>
-              <w:t xml:space="preserve">bless</w:t>
+              <w:t xml:space="preserve">‘bless</w:t>
             </w:r>
             <w:r>
               <w:t xml:space="preserve"> </w:t>
             </w:r>
             <w:r>
-              <w:t xml:space="preserve">intensively</w:t>
-            </w:r>
-            <w:r>
-              <w:t xml:space="preserve">’</w:t>
+              <w:t xml:space="preserve">intensively’</w:t>
             </w:r>
             <w:r>
               <w:t xml:space="preserve">)</w:t>
@@ -1953,13 +1785,7 @@
               <w:t xml:space="preserve">(</w:t>
             </w:r>
             <w:r>
-              <w:t xml:space="preserve">‘</w:t>
-            </w:r>
-            <w:r>
-              <w:t xml:space="preserve">write</w:t>
-            </w:r>
-            <w:r>
-              <w:t xml:space="preserve">’</w:t>
+              <w:t xml:space="preserve">‘write’</w:t>
             </w:r>
             <w:r>
               <w:t xml:space="preserve">)</w:t>
@@ -1977,19 +1803,13 @@
               <w:t xml:space="preserve">katteb (</w:t>
             </w:r>
             <w:r>
-              <w:t xml:space="preserve">‘</w:t>
-            </w:r>
-            <w:r>
-              <w:t xml:space="preserve">write</w:t>
+              <w:t xml:space="preserve">‘write</w:t>
             </w:r>
             <w:r>
               <w:t xml:space="preserve"> </w:t>
             </w:r>
             <w:r>
-              <w:t xml:space="preserve">carefully/copy</w:t>
-            </w:r>
-            <w:r>
-              <w:t xml:space="preserve">’</w:t>
+              <w:t xml:space="preserve">carefully/copy’</w:t>
             </w:r>
             <w:r>
               <w:t xml:space="preserve">) (’</w:t>
@@ -2051,13 +1871,7 @@
               <w:t xml:space="preserve">(</w:t>
             </w:r>
             <w:r>
-              <w:t xml:space="preserve">‘</w:t>
-            </w:r>
-            <w:r>
-              <w:t xml:space="preserve">learn</w:t>
-            </w:r>
-            <w:r>
-              <w:t xml:space="preserve">’</w:t>
+              <w:t xml:space="preserve">‘learn’</w:t>
             </w:r>
             <w:r>
               <w:t xml:space="preserve">)</w:t>
@@ -2075,19 +1889,13 @@
               <w:t xml:space="preserve">yallep (</w:t>
             </w:r>
             <w:r>
-              <w:t xml:space="preserve">‘</w:t>
-            </w:r>
-            <w:r>
-              <w:t xml:space="preserve">teach — make ʾal</w:t>
+              <w:t xml:space="preserve">‘teach — make ʾal</w:t>
             </w:r>
             <w:r>
               <w:t xml:space="preserve"> </w:t>
             </w:r>
             <w:r>
-              <w:t xml:space="preserve">learned</w:t>
-            </w:r>
-            <w:r>
-              <w:t xml:space="preserve">’</w:t>
+              <w:t xml:space="preserve">learned’</w:t>
             </w:r>
             <w:r>
               <w:t xml:space="preserve">)</w:t>
@@ -2105,19 +1913,13 @@
               <w:t xml:space="preserve">lep (</w:t>
             </w:r>
             <w:r>
-              <w:t xml:space="preserve">‘</w:t>
-            </w:r>
-            <w:r>
-              <w:t xml:space="preserve">cause to</w:t>
+              <w:t xml:space="preserve">‘cause to</w:t>
             </w:r>
             <w:r>
               <w:t xml:space="preserve"> </w:t>
             </w:r>
             <w:r>
-              <w:t xml:space="preserve">learn</w:t>
-            </w:r>
-            <w:r>
-              <w:t xml:space="preserve">’</w:t>
+              <w:t xml:space="preserve">learn’</w:t>
             </w:r>
             <w:r>
               <w:t xml:space="preserve">)</w:t>
@@ -2155,13 +1957,7 @@
               <w:t xml:space="preserve">(</w:t>
             </w:r>
             <w:r>
-              <w:t xml:space="preserve">‘</w:t>
-            </w:r>
-            <w:r>
-              <w:t xml:space="preserve">serve</w:t>
-            </w:r>
-            <w:r>
-              <w:t xml:space="preserve">’</w:t>
+              <w:t xml:space="preserve">‘serve’</w:t>
             </w:r>
             <w:r>
               <w:t xml:space="preserve">)</w:t>
@@ -2179,19 +1975,13 @@
               <w:t xml:space="preserve">šammeš (</w:t>
             </w:r>
             <w:r>
-              <w:t xml:space="preserve">‘</w:t>
-            </w:r>
-            <w:r>
-              <w:t xml:space="preserve">minister</w:t>
+              <w:t xml:space="preserve">‘minister</w:t>
             </w:r>
             <w:r>
               <w:t xml:space="preserve"> </w:t>
             </w:r>
             <w:r>
-              <w:t xml:space="preserve">formally</w:t>
-            </w:r>
-            <w:r>
-              <w:t xml:space="preserve">’</w:t>
+              <w:t xml:space="preserve">formally’</w:t>
             </w:r>
             <w:r>
               <w:t xml:space="preserve">)</w:t>
@@ -2245,21 +2035,7 @@
           <w:b/>
           <w:bCs/>
         </w:rPr>
-        <w:t xml:space="preserve">‘</w:t>
-      </w:r>
-      <w:r>
-        <w:rPr>
-          <w:b/>
-          <w:bCs/>
-        </w:rPr>
-        <w:t xml:space="preserve">to bless</w:t>
-      </w:r>
-      <w:r>
-        <w:rPr>
-          <w:b/>
-          <w:bCs/>
-        </w:rPr>
-        <w:t xml:space="preserve">’</w:t>
+        <w:t xml:space="preserve">‘to bless’</w:t>
       </w:r>
     </w:p>
     <w:p>
@@ -2284,7 +2060,6 @@
       <w:tblPr>
         <w:tblStyle w:val="Table"/>
         <w:tblW w:type="pct" w:w="4885"/>
-        <w:jc w:val="left"/>
         <w:tblLayout w:type="fixed"/>
         <w:tblLook w:firstRow="0" w:lastRow="0" w:firstColumn="0" w:lastColumn="0" w:noHBand="0" w:noVBand="0" w:val="0000"/>
       </w:tblPr>
@@ -3024,13 +2799,7 @@
         <w:t xml:space="preserve"> </w:t>
       </w:r>
       <w:r>
-        <w:t xml:space="preserve">‘</w:t>
-      </w:r>
-      <w:r>
-        <w:t xml:space="preserve">virtual</w:t>
-      </w:r>
-      <w:r>
-        <w:t xml:space="preserve">’</w:t>
+        <w:t xml:space="preserve">‘virtual’</w:t>
       </w:r>
       <w:r>
         <w:t xml:space="preserve"> </w:t>
@@ -3075,7 +2844,6 @@
       <w:tblPr>
         <w:tblStyle w:val="Table"/>
         <w:tblW w:type="pct" w:w="4875"/>
-        <w:jc w:val="left"/>
         <w:tblLayout w:type="fixed"/>
         <w:tblLook w:firstRow="0" w:lastRow="0" w:firstColumn="0" w:lastColumn="0" w:noHBand="0" w:noVBand="0" w:val="0000"/>
       </w:tblPr>
@@ -3399,21 +3167,7 @@
           <w:b/>
           <w:bCs/>
         </w:rPr>
-        <w:t xml:space="preserve">‘</w:t>
-      </w:r>
-      <w:r>
-        <w:rPr>
-          <w:b/>
-          <w:bCs/>
-        </w:rPr>
-        <w:t xml:space="preserve">one who blesses</w:t>
-      </w:r>
-      <w:r>
-        <w:rPr>
-          <w:b/>
-          <w:bCs/>
-        </w:rPr>
-        <w:t xml:space="preserve">’</w:t>
+        <w:t xml:space="preserve">‘one who blesses’</w:t>
       </w:r>
     </w:p>
     <w:p>
@@ -3434,7 +3188,6 @@
       <w:tblPr>
         <w:tblStyle w:val="Table"/>
         <w:tblW w:type="pct" w:w="4882"/>
-        <w:jc w:val="left"/>
         <w:tblLayout w:type="fixed"/>
         <w:tblLook w:firstRow="0" w:lastRow="0" w:firstColumn="0" w:lastColumn="0" w:noHBand="0" w:noVBand="0" w:val="0000"/>
       </w:tblPr>
@@ -3970,7 +3723,6 @@
       <w:tblPr>
         <w:tblStyle w:val="Table"/>
         <w:tblW w:type="pct" w:w="4885"/>
-        <w:jc w:val="left"/>
         <w:tblLayout w:type="fixed"/>
         <w:tblLook w:firstRow="0" w:lastRow="0" w:firstColumn="0" w:lastColumn="0" w:noHBand="0" w:noVBand="0" w:val="0000"/>
       </w:tblPr>
@@ -4502,13 +4254,7 @@
               <w:jc w:val="center"/>
             </w:pPr>
             <w:r>
-              <w:t xml:space="preserve">‘</w:t>
-            </w:r>
-            <w:r>
-              <w:t xml:space="preserve">learn</w:t>
-            </w:r>
-            <w:r>
-              <w:t xml:space="preserve">’</w:t>
+              <w:t xml:space="preserve">‘learn’</w:t>
             </w:r>
             <w:r>
               <w:t xml:space="preserve">;</w:t>
@@ -4911,19 +4657,13 @@
               <w:t xml:space="preserve"> </w:t>
             </w:r>
             <w:r>
-              <w:t xml:space="preserve">‘</w:t>
-            </w:r>
-            <w:r>
-              <w:t xml:space="preserve">be</w:t>
+              <w:t xml:space="preserve">‘be</w:t>
             </w:r>
             <w:r>
               <w:t xml:space="preserve"> </w:t>
             </w:r>
             <w:r>
-              <w:t xml:space="preserve">pure</w:t>
-            </w:r>
-            <w:r>
-              <w:t xml:space="preserve">’</w:t>
+              <w:t xml:space="preserve">pure’</w:t>
             </w:r>
             <w:r>
               <w:t xml:space="preserve">; cf. Heb Piel</w:t>
@@ -5176,7 +4916,6 @@
       <w:tblPr>
         <w:tblStyle w:val="Table"/>
         <w:tblW w:type="pct" w:w="4890"/>
-        <w:jc w:val="left"/>
         <w:tblLayout w:type="fixed"/>
         <w:tblLook w:firstRow="0" w:lastRow="0" w:firstColumn="0" w:lastColumn="0" w:noHBand="0" w:noVBand="0" w:val="0000"/>
       </w:tblPr>
@@ -6430,21 +6169,79 @@
           <w:i/>
           <w:iCs/>
         </w:rPr>
-        <w:t xml:space="preserve">‘</w:t>
-      </w:r>
+        <w:t xml:space="preserve">‘It is not the altar of the priesthood that sanctifies a person.’</w:t>
+      </w:r>
+    </w:p>
+    <w:p>
+      <w:pPr>
+        <w:pStyle w:val="BodyText"/>
+      </w:pPr>
+      <w:r>
+        <w:rPr>
+          <w:b/>
+          <w:bCs/>
+        </w:rPr>
+        <w:t xml:space="preserve">Sentence 5</w:t>
+      </w:r>
+    </w:p>
+    <w:p>
+      <w:pPr>
+        <w:pStyle w:val="BodyText"/>
+      </w:pPr>
+      <w:r>
+        <w:t xml:space="preserve">ܐܠܐ ܡܪܝܐ ܗܘ ܕܩܕܫ ܠܟܘܢ ܒܪܘܚܗ</w:t>
+      </w:r>
+    </w:p>
+    <w:p>
+      <w:pPr>
+        <w:pStyle w:val="BodyText"/>
+      </w:pPr>
       <w:r>
         <w:rPr>
           <w:i/>
           <w:iCs/>
         </w:rPr>
-        <w:t xml:space="preserve">It is not the altar of the priesthood that sanctifies a person.</w:t>
-      </w:r>
+        <w:t xml:space="preserve">ʾellā Māryā hū d-qaddaš lḵūn b-rūḥeh</w:t>
+      </w:r>
+    </w:p>
+    <w:p>
+      <w:pPr>
+        <w:pStyle w:val="BodyText"/>
+      </w:pPr>
+      <w:r>
+        <w:t xml:space="preserve">ʾellā (but/rather) Māryā (the-Lord) hū (he-is) d-qaddaš (who-sanctifies)</w:t>
+      </w:r>
+      <w:r>
+        <w:t xml:space="preserve"> </w:t>
+      </w:r>
+      <w:r>
+        <w:t xml:space="preserve">lḵūn (you(pl.)) b-rūḥeh (by-his-Spirit)</w:t>
+      </w:r>
+    </w:p>
+    <w:p>
+      <w:pPr>
+        <w:pStyle w:val="BodyText"/>
+      </w:pPr>
       <w:r>
         <w:rPr>
           <w:i/>
           <w:iCs/>
         </w:rPr>
-        <w:t xml:space="preserve">’</w:t>
+        <w:t xml:space="preserve">→</w:t>
+      </w:r>
+      <w:r>
+        <w:rPr>
+          <w:i/>
+          <w:iCs/>
+        </w:rPr>
+        <w:t xml:space="preserve"> </w:t>
+      </w:r>
+      <w:r>
+        <w:rPr>
+          <w:i/>
+          <w:iCs/>
+        </w:rPr>
+        <w:t xml:space="preserve">‘Rather, it is the Lord who sanctifies you by his Spirit.’</w:t>
       </w:r>
     </w:p>
     <w:p>
@@ -6456,7 +6253,7 @@
           <w:b/>
           <w:bCs/>
         </w:rPr>
-        <w:t xml:space="preserve">Sentence 5</w:t>
+        <w:t xml:space="preserve">Sentence 6</w:t>
       </w:r>
     </w:p>
     <w:p>
@@ -6464,7 +6261,7 @@
         <w:pStyle w:val="BodyText"/>
       </w:pPr>
       <w:r>
-        <w:t xml:space="preserve">ܐܠܐ ܡܪܝܐ ܗܘ ܕܩܕܫ ܠܟܘܢ ܒܪܘܚܗ</w:t>
+        <w:t xml:space="preserve">ܫܡܥܘ ܕܝܢ ܟܗܢܐ ܡܠܘܗܝ ܘܐܬܪܓܙܘ ܥܠܘܗܝ</w:t>
       </w:r>
     </w:p>
     <w:p>
@@ -6476,7 +6273,7 @@
           <w:i/>
           <w:iCs/>
         </w:rPr>
-        <w:t xml:space="preserve">ʾellā Māryā hū d-qaddaš lḵūn b-rūḥeh</w:t>
+        <w:t xml:space="preserve">šmeʿū dēn kāhnē mellāw-hy w-ʾetragzū ʿlāw-hy</w:t>
       </w:r>
     </w:p>
     <w:p>
@@ -6484,13 +6281,13 @@
         <w:pStyle w:val="BodyText"/>
       </w:pPr>
       <w:r>
-        <w:t xml:space="preserve">ʾellā (but/rather) Māryā (the-Lord) hū (he-is) d-qaddaš (who-sanctifies)</w:t>
-      </w:r>
-      <w:r>
-        <w:t xml:space="preserve"> </w:t>
-      </w:r>
-      <w:r>
-        <w:t xml:space="preserve">lḵūn (you(pl.)) b-rūḥeh (by-his-Spirit)</w:t>
+        <w:t xml:space="preserve">šmeʿū (heard) dēn (but/now) kāhnē (the-priests) mellāw-hy (his-words)</w:t>
+      </w:r>
+      <w:r>
+        <w:t xml:space="preserve"> </w:t>
+      </w:r>
+      <w:r>
+        <w:t xml:space="preserve">w-ʾetragzū (and-were-angered) ʿlāw-hy (against-him)</w:t>
       </w:r>
     </w:p>
     <w:p>
@@ -6502,35 +6299,79 @@
           <w:i/>
           <w:iCs/>
         </w:rPr>
-        <w:t xml:space="preserve">→</w:t>
-      </w:r>
+        <w:t xml:space="preserve">→ But the priests heard his words and were angered against him.</w:t>
+      </w:r>
+    </w:p>
+    <w:p>
+      <w:pPr>
+        <w:pStyle w:val="BodyText"/>
+      </w:pPr>
+      <w:r>
+        <w:rPr>
+          <w:b/>
+          <w:bCs/>
+        </w:rPr>
+        <w:t xml:space="preserve">Sentence 7</w:t>
+      </w:r>
+    </w:p>
+    <w:p>
+      <w:pPr>
+        <w:pStyle w:val="BodyText"/>
+      </w:pPr>
+      <w:r>
+        <w:t xml:space="preserve">ܘܐܡܪܘ ܡܢ ܝܗܒ ܠܟ ܫܘܠܛܢܐ ܕܫܡܫ ܒܗܝܟܠܐ</w:t>
+      </w:r>
+    </w:p>
+    <w:p>
+      <w:pPr>
+        <w:pStyle w:val="BodyText"/>
+      </w:pPr>
       <w:r>
         <w:rPr>
           <w:i/>
           <w:iCs/>
         </w:rPr>
-        <w:t xml:space="preserve"> </w:t>
-      </w:r>
+        <w:t xml:space="preserve">w-ʾemrū: man yahab lāḵ šulṭānā d-šammeš b-hayklā?</w:t>
+      </w:r>
+    </w:p>
+    <w:p>
+      <w:pPr>
+        <w:pStyle w:val="BodyText"/>
+      </w:pPr>
+      <w:r>
+        <w:t xml:space="preserve">w-ʾemrū (and-they-said) man (who) yahab (gave) lāḵ (to-you) šulṭānā</w:t>
+      </w:r>
+      <w:r>
+        <w:t xml:space="preserve"> </w:t>
+      </w:r>
+      <w:r>
+        <w:t xml:space="preserve">(authority) d-šammeš (to-minister) b-hayklā (in-the-temple)</w:t>
+      </w:r>
+    </w:p>
+    <w:p>
+      <w:pPr>
+        <w:pStyle w:val="BodyText"/>
+      </w:pPr>
       <w:r>
         <w:rPr>
           <w:i/>
           <w:iCs/>
         </w:rPr>
-        <w:t xml:space="preserve">‘</w:t>
+        <w:t xml:space="preserve">→</w:t>
       </w:r>
       <w:r>
         <w:rPr>
           <w:i/>
           <w:iCs/>
         </w:rPr>
-        <w:t xml:space="preserve">Rather, it is the Lord who sanctifies you by his Spirit.</w:t>
+        <w:t xml:space="preserve"> </w:t>
       </w:r>
       <w:r>
         <w:rPr>
           <w:i/>
           <w:iCs/>
         </w:rPr>
-        <w:t xml:space="preserve">’</w:t>
+        <w:t xml:space="preserve">‘Who gave you authority to minister in the temple?’</w:t>
       </w:r>
     </w:p>
     <w:p>
@@ -6542,7 +6383,7 @@
           <w:b/>
           <w:bCs/>
         </w:rPr>
-        <w:t xml:space="preserve">Sentence 6</w:t>
+        <w:t xml:space="preserve">Sentence 8</w:t>
       </w:r>
     </w:p>
     <w:p>
@@ -6550,7 +6391,7 @@
         <w:pStyle w:val="BodyText"/>
       </w:pPr>
       <w:r>
-        <w:t xml:space="preserve">ܫܡܥܘ ܕܝܢ ܟܗܢܐ ܡܠܘܗܝ ܘܐܬܪܓܙܘ ܥܠܘܗܝ</w:t>
+        <w:t xml:space="preserve">ܥܢܐ ܝܘܚܢܢ ܘܐܡܪ ܐܠܗܐ ܫܕܪܢܝ ܕܐܩܕܫ ܠܥܡܗ</w:t>
       </w:r>
     </w:p>
     <w:p>
@@ -6562,7 +6403,7 @@
           <w:i/>
           <w:iCs/>
         </w:rPr>
-        <w:t xml:space="preserve">šmeʿū dēn kāhnē mellāw-hy w-ʾetragzū ʿlāw-hy</w:t>
+        <w:t xml:space="preserve">ʿnā Yukhannan w-ʾemar: Alāhā šedarnī d-ʾqaddeš l-ʿammeh</w:t>
       </w:r>
     </w:p>
     <w:p>
@@ -6570,13 +6411,13 @@
         <w:pStyle w:val="BodyText"/>
       </w:pPr>
       <w:r>
-        <w:t xml:space="preserve">šmeʿū (heard) dēn (but/now) kāhnē (the-priests) mellāw-hy (his-words)</w:t>
-      </w:r>
-      <w:r>
-        <w:t xml:space="preserve"> </w:t>
-      </w:r>
-      <w:r>
-        <w:t xml:space="preserve">w-ʾetragzū (and-were-angered) ʿlāw-hy (against-him)</w:t>
+        <w:t xml:space="preserve">ʿnā (answered) Yukhannan (Yukhannan) w-ʾemar (and-said) Alāhā (God)</w:t>
+      </w:r>
+      <w:r>
+        <w:t xml:space="preserve"> </w:t>
+      </w:r>
+      <w:r>
+        <w:t xml:space="preserve">šedarnī (sent-me) d-ʾqaddeš (to-sanctify) l-ʿammeh (his-people)</w:t>
       </w:r>
     </w:p>
     <w:p>
@@ -6588,7 +6429,21 @@
           <w:i/>
           <w:iCs/>
         </w:rPr>
-        <w:t xml:space="preserve">→ But the priests heard his words and were angered against him.</w:t>
+        <w:t xml:space="preserve">→ Yukhannan answered:</w:t>
+      </w:r>
+      <w:r>
+        <w:rPr>
+          <w:i/>
+          <w:iCs/>
+        </w:rPr>
+        <w:t xml:space="preserve"> </w:t>
+      </w:r>
+      <w:r>
+        <w:rPr>
+          <w:i/>
+          <w:iCs/>
+        </w:rPr>
+        <w:t xml:space="preserve">‘God sent me to sanctify his people.’</w:t>
       </w:r>
     </w:p>
     <w:p>
@@ -6600,7 +6455,7 @@
           <w:b/>
           <w:bCs/>
         </w:rPr>
-        <w:t xml:space="preserve">Sentence 7</w:t>
+        <w:t xml:space="preserve">Sentence 9</w:t>
       </w:r>
     </w:p>
     <w:p>
@@ -6608,7 +6463,7 @@
         <w:pStyle w:val="BodyText"/>
       </w:pPr>
       <w:r>
-        <w:t xml:space="preserve">ܘܐܡܪܘ ܡܢ ܝܗܒ ܠܟ ܫܘܠܛܢܐ ܕܫܡܫ ܒܗܝܟܠܐ</w:t>
+        <w:t xml:space="preserve">ܠܐ ܒܩܘܪܒܢܐ ܐܠܐ ܒܗܝܡܢܘܬܐ ܡܬܩܕܫ ܐܢܫ</w:t>
       </w:r>
     </w:p>
     <w:p>
@@ -6620,7 +6475,7 @@
           <w:i/>
           <w:iCs/>
         </w:rPr>
-        <w:t xml:space="preserve">w-ʾemrū: man yahab lāḵ šulṭānā d-šammeš b-hayklā?</w:t>
+        <w:t xml:space="preserve">lā b-qūrbānā ʾellā b-haymānūttā metqaddeš ʾenāš</w:t>
       </w:r>
     </w:p>
     <w:p>
@@ -6628,13 +6483,13 @@
         <w:pStyle w:val="BodyText"/>
       </w:pPr>
       <w:r>
-        <w:t xml:space="preserve">w-ʾemrū (and-they-said) man (who) yahab (gave) lāḵ (to-you) šulṭānā</w:t>
-      </w:r>
-      <w:r>
-        <w:t xml:space="preserve"> </w:t>
-      </w:r>
-      <w:r>
-        <w:t xml:space="preserve">(authority) d-šammeš (to-minister) b-hayklā (in-the-temple)</w:t>
+        <w:t xml:space="preserve">lā (not) b-qūrbānā (by-sacrifice) ʾellā (but) b-haymānūttā (by-faith)</w:t>
+      </w:r>
+      <w:r>
+        <w:t xml:space="preserve"> </w:t>
+      </w:r>
+      <w:r>
+        <w:t xml:space="preserve">metqaddeš (is-sanctified) ʾenāš (a-person)</w:t>
       </w:r>
     </w:p>
     <w:p>
@@ -6660,193 +6515,7 @@
           <w:i/>
           <w:iCs/>
         </w:rPr>
-        <w:t xml:space="preserve">‘</w:t>
-      </w:r>
-      <w:r>
-        <w:rPr>
-          <w:i/>
-          <w:iCs/>
-        </w:rPr>
-        <w:t xml:space="preserve">Who gave you authority to minister in the temple?</w:t>
-      </w:r>
-      <w:r>
-        <w:rPr>
-          <w:i/>
-          <w:iCs/>
-        </w:rPr>
-        <w:t xml:space="preserve">’</w:t>
-      </w:r>
-    </w:p>
-    <w:p>
-      <w:pPr>
-        <w:pStyle w:val="BodyText"/>
-      </w:pPr>
-      <w:r>
-        <w:rPr>
-          <w:b/>
-          <w:bCs/>
-        </w:rPr>
-        <w:t xml:space="preserve">Sentence 8</w:t>
-      </w:r>
-    </w:p>
-    <w:p>
-      <w:pPr>
-        <w:pStyle w:val="BodyText"/>
-      </w:pPr>
-      <w:r>
-        <w:t xml:space="preserve">ܥܢܐ ܝܘܚܢܢ ܘܐܡܪ ܐܠܗܐ ܫܕܪܢܝ ܕܐܩܕܫ ܠܥܡܗ</w:t>
-      </w:r>
-    </w:p>
-    <w:p>
-      <w:pPr>
-        <w:pStyle w:val="BodyText"/>
-      </w:pPr>
-      <w:r>
-        <w:rPr>
-          <w:i/>
-          <w:iCs/>
-        </w:rPr>
-        <w:t xml:space="preserve">ʿnā Yukhannan w-ʾemar: Alāhā šedarnī d-ʾqaddeš l-ʿammeh</w:t>
-      </w:r>
-    </w:p>
-    <w:p>
-      <w:pPr>
-        <w:pStyle w:val="BodyText"/>
-      </w:pPr>
-      <w:r>
-        <w:t xml:space="preserve">ʿnā (answered) Yukhannan (Yukhannan) w-ʾemar (and-said) Alāhā (God)</w:t>
-      </w:r>
-      <w:r>
-        <w:t xml:space="preserve"> </w:t>
-      </w:r>
-      <w:r>
-        <w:t xml:space="preserve">šedarnī (sent-me) d-ʾqaddeš (to-sanctify) l-ʿammeh (his-people)</w:t>
-      </w:r>
-    </w:p>
-    <w:p>
-      <w:pPr>
-        <w:pStyle w:val="BodyText"/>
-      </w:pPr>
-      <w:r>
-        <w:rPr>
-          <w:i/>
-          <w:iCs/>
-        </w:rPr>
-        <w:t xml:space="preserve">→ Yukhannan answered:</w:t>
-      </w:r>
-      <w:r>
-        <w:rPr>
-          <w:i/>
-          <w:iCs/>
-        </w:rPr>
-        <w:t xml:space="preserve"> </w:t>
-      </w:r>
-      <w:r>
-        <w:rPr>
-          <w:i/>
-          <w:iCs/>
-        </w:rPr>
-        <w:t xml:space="preserve">‘</w:t>
-      </w:r>
-      <w:r>
-        <w:rPr>
-          <w:i/>
-          <w:iCs/>
-        </w:rPr>
-        <w:t xml:space="preserve">God sent me to sanctify his people.</w:t>
-      </w:r>
-      <w:r>
-        <w:rPr>
-          <w:i/>
-          <w:iCs/>
-        </w:rPr>
-        <w:t xml:space="preserve">’</w:t>
-      </w:r>
-    </w:p>
-    <w:p>
-      <w:pPr>
-        <w:pStyle w:val="BodyText"/>
-      </w:pPr>
-      <w:r>
-        <w:rPr>
-          <w:b/>
-          <w:bCs/>
-        </w:rPr>
-        <w:t xml:space="preserve">Sentence 9</w:t>
-      </w:r>
-    </w:p>
-    <w:p>
-      <w:pPr>
-        <w:pStyle w:val="BodyText"/>
-      </w:pPr>
-      <w:r>
-        <w:t xml:space="preserve">ܠܐ ܒܩܘܪܒܢܐ ܐܠܐ ܒܗܝܡܢܘܬܐ ܡܬܩܕܫ ܐܢܫ</w:t>
-      </w:r>
-    </w:p>
-    <w:p>
-      <w:pPr>
-        <w:pStyle w:val="BodyText"/>
-      </w:pPr>
-      <w:r>
-        <w:rPr>
-          <w:i/>
-          <w:iCs/>
-        </w:rPr>
-        <w:t xml:space="preserve">lā b-qūrbānā ʾellā b-haymānūttā metqaddeš ʾenāš</w:t>
-      </w:r>
-    </w:p>
-    <w:p>
-      <w:pPr>
-        <w:pStyle w:val="BodyText"/>
-      </w:pPr>
-      <w:r>
-        <w:t xml:space="preserve">lā (not) b-qūrbānā (by-sacrifice) ʾellā (but) b-haymānūttā (by-faith)</w:t>
-      </w:r>
-      <w:r>
-        <w:t xml:space="preserve"> </w:t>
-      </w:r>
-      <w:r>
-        <w:t xml:space="preserve">metqaddeš (is-sanctified) ʾenāš (a-person)</w:t>
-      </w:r>
-    </w:p>
-    <w:p>
-      <w:pPr>
-        <w:pStyle w:val="BodyText"/>
-      </w:pPr>
-      <w:r>
-        <w:rPr>
-          <w:i/>
-          <w:iCs/>
-        </w:rPr>
-        <w:t xml:space="preserve">→</w:t>
-      </w:r>
-      <w:r>
-        <w:rPr>
-          <w:i/>
-          <w:iCs/>
-        </w:rPr>
-        <w:t xml:space="preserve"> </w:t>
-      </w:r>
-      <w:r>
-        <w:rPr>
-          <w:i/>
-          <w:iCs/>
-        </w:rPr>
-        <w:t xml:space="preserve">‘</w:t>
-      </w:r>
-      <w:r>
-        <w:rPr>
-          <w:i/>
-          <w:iCs/>
-        </w:rPr>
-        <w:t xml:space="preserve">A person is not sanctified by sacrifice but by faith.</w:t>
-      </w:r>
-      <w:r>
-        <w:rPr>
-          <w:i/>
-          <w:iCs/>
-        </w:rPr>
-        <w:t xml:space="preserve">’</w:t>
+        <w:t xml:space="preserve">‘A person is not sanctified by sacrifice but by faith.’</w:t>
       </w:r>
     </w:p>
     <w:p>
@@ -7045,7 +6714,6 @@
       <w:tblPr>
         <w:tblStyle w:val="Table"/>
         <w:tblW w:type="pct" w:w="4873"/>
-        <w:jc w:val="left"/>
         <w:tblLayout w:type="fixed"/>
         <w:tblLook w:firstRow="0" w:lastRow="0" w:firstColumn="0" w:lastColumn="0" w:noHBand="0" w:noVBand="0" w:val="0000"/>
       </w:tblPr>
@@ -7921,7 +7589,6 @@
       <w:tblPr>
         <w:tblStyle w:val="Table"/>
         <w:tblW w:type="pct" w:w="4865"/>
-        <w:jc w:val="left"/>
         <w:tblLayout w:type="fixed"/>
         <w:tblLook w:firstRow="0" w:lastRow="0" w:firstColumn="0" w:lastColumn="0" w:noHBand="0" w:noVBand="0" w:val="0000"/>
       </w:tblPr>
@@ -8004,13 +7671,7 @@
               <w:t xml:space="preserve">qadaš (</w:t>
             </w:r>
             <w:r>
-              <w:t xml:space="preserve">‘</w:t>
-            </w:r>
-            <w:r>
-              <w:t xml:space="preserve">be holy</w:t>
-            </w:r>
-            <w:r>
-              <w:t xml:space="preserve">’</w:t>
+              <w:t xml:space="preserve">‘be holy’</w:t>
             </w:r>
             <w:r>
               <w:t xml:space="preserve"> </w:t>
@@ -8031,13 +7692,7 @@
               <w:t xml:space="preserve">ddaš (</w:t>
             </w:r>
             <w:r>
-              <w:t xml:space="preserve">‘</w:t>
-            </w:r>
-            <w:r>
-              <w:t xml:space="preserve">sanctify/make holy</w:t>
-            </w:r>
-            <w:r>
-              <w:t xml:space="preserve">’</w:t>
+              <w:t xml:space="preserve">‘sanctify/make holy’</w:t>
             </w:r>
             <w:r>
               <w:t xml:space="preserve"> </w:t>
@@ -8072,13 +7727,7 @@
               <w:t xml:space="preserve">berak (</w:t>
             </w:r>
             <w:r>
-              <w:t xml:space="preserve">‘</w:t>
-            </w:r>
-            <w:r>
-              <w:t xml:space="preserve">kneel/bless</w:t>
-            </w:r>
-            <w:r>
-              <w:t xml:space="preserve">’</w:t>
+              <w:t xml:space="preserve">‘kneel/bless’</w:t>
             </w:r>
             <w:r>
               <w:t xml:space="preserve"> </w:t>
@@ -8099,13 +7748,7 @@
               <w:t xml:space="preserve">barrek (</w:t>
             </w:r>
             <w:r>
-              <w:t xml:space="preserve">‘</w:t>
-            </w:r>
-            <w:r>
-              <w:t xml:space="preserve">bless solemnly</w:t>
-            </w:r>
-            <w:r>
-              <w:t xml:space="preserve">’</w:t>
+              <w:t xml:space="preserve">‘bless solemnly’</w:t>
             </w:r>
             <w:r>
               <w:t xml:space="preserve"> </w:t>
@@ -8140,13 +7783,7 @@
               <w:t xml:space="preserve">yalep (</w:t>
             </w:r>
             <w:r>
-              <w:t xml:space="preserve">‘</w:t>
-            </w:r>
-            <w:r>
-              <w:t xml:space="preserve">learn</w:t>
-            </w:r>
-            <w:r>
-              <w:t xml:space="preserve">’</w:t>
+              <w:t xml:space="preserve">‘learn’</w:t>
             </w:r>
             <w:r>
               <w:t xml:space="preserve"> </w:t>
@@ -8167,19 +7804,13 @@
               <w:t xml:space="preserve">yallep (</w:t>
             </w:r>
             <w:r>
-              <w:t xml:space="preserve">‘</w:t>
-            </w:r>
-            <w:r>
-              <w:t xml:space="preserve">teach, make</w:t>
+              <w:t xml:space="preserve">‘teach, make</w:t>
             </w:r>
             <w:r>
               <w:t xml:space="preserve"> </w:t>
             </w:r>
             <w:r>
-              <w:t xml:space="preserve">learned</w:t>
-            </w:r>
-            <w:r>
-              <w:t xml:space="preserve">’</w:t>
+              <w:t xml:space="preserve">learned’</w:t>
             </w:r>
             <w:r>
               <w:t xml:space="preserve"> </w:t>
@@ -8214,13 +7845,7 @@
               <w:t xml:space="preserve">šemaš (</w:t>
             </w:r>
             <w:r>
-              <w:t xml:space="preserve">‘</w:t>
-            </w:r>
-            <w:r>
-              <w:t xml:space="preserve">serve</w:t>
-            </w:r>
-            <w:r>
-              <w:t xml:space="preserve">’</w:t>
+              <w:t xml:space="preserve">‘serve’</w:t>
             </w:r>
             <w:r>
               <w:t xml:space="preserve"> </w:t>
@@ -8241,13 +7866,7 @@
               <w:t xml:space="preserve">mmeš (</w:t>
             </w:r>
             <w:r>
-              <w:t xml:space="preserve">‘</w:t>
-            </w:r>
-            <w:r>
-              <w:t xml:space="preserve">minister formally</w:t>
-            </w:r>
-            <w:r>
-              <w:t xml:space="preserve">’</w:t>
+              <w:t xml:space="preserve">‘minister formally’</w:t>
             </w:r>
             <w:r>
               <w:t xml:space="preserve"> </w:t>
@@ -8282,13 +7901,7 @@
               <w:t xml:space="preserve">dakī (</w:t>
             </w:r>
             <w:r>
-              <w:t xml:space="preserve">‘</w:t>
-            </w:r>
-            <w:r>
-              <w:t xml:space="preserve">be pure</w:t>
-            </w:r>
-            <w:r>
-              <w:t xml:space="preserve">’</w:t>
+              <w:t xml:space="preserve">‘be pure’</w:t>
             </w:r>
             <w:r>
               <w:t xml:space="preserve"> </w:t>
@@ -8309,13 +7922,7 @@
               <w:t xml:space="preserve">dakkī (</w:t>
             </w:r>
             <w:r>
-              <w:t xml:space="preserve">‘</w:t>
-            </w:r>
-            <w:r>
-              <w:t xml:space="preserve">purify, cleanse</w:t>
-            </w:r>
-            <w:r>
-              <w:t xml:space="preserve">’</w:t>
+              <w:t xml:space="preserve">‘purify, cleanse’</w:t>
             </w:r>
             <w:r>
               <w:t xml:space="preserve"> </w:t>
@@ -8463,19 +8070,13 @@
         <w:t xml:space="preserve"> </w:t>
       </w:r>
       <w:r>
-        <w:t xml:space="preserve">‘</w:t>
-      </w:r>
-      <w:r>
-        <w:t xml:space="preserve">he brought</w:t>
-      </w:r>
-      <w:r>
-        <w:t xml:space="preserve"> </w:t>
-      </w:r>
-      <w:r>
-        <w:t xml:space="preserve">near / offered</w:t>
-      </w:r>
-      <w:r>
-        <w:t xml:space="preserve">’</w:t>
+        <w:t xml:space="preserve">‘he brought</w:t>
+      </w:r>
+      <w:r>
+        <w:t xml:space="preserve"> </w:t>
+      </w:r>
+      <w:r>
+        <w:t xml:space="preserve">near / offered’</w:t>
       </w:r>
     </w:p>
     <w:p>
@@ -8499,13 +8100,7 @@
         <w:t xml:space="preserve"> </w:t>
       </w:r>
       <w:r>
-        <w:t xml:space="preserve">‘</w:t>
-      </w:r>
-      <w:r>
-        <w:t xml:space="preserve">teaching</w:t>
-      </w:r>
-      <w:r>
-        <w:t xml:space="preserve">’</w:t>
+        <w:t xml:space="preserve">‘teaching’</w:t>
       </w:r>
     </w:p>
     <w:p>
@@ -8523,13 +8118,7 @@
         <w:t xml:space="preserve"> </w:t>
       </w:r>
       <w:r>
-        <w:t xml:space="preserve">‘</w:t>
-      </w:r>
-      <w:r>
-        <w:t xml:space="preserve">The Spirit revealed the truth.</w:t>
-      </w:r>
-      <w:r>
-        <w:t xml:space="preserve">’</w:t>
+        <w:t xml:space="preserve">‘The Spirit revealed the truth.’</w:t>
       </w:r>
     </w:p>
     <w:p>
@@ -8584,7 +8173,6 @@
       <w:tblPr>
         <w:tblStyle w:val="Table"/>
         <w:tblW w:type="pct" w:w="4877"/>
-        <w:jc w:val="left"/>
         <w:tblLayout w:type="fixed"/>
         <w:tblLook w:firstRow="0" w:lastRow="0" w:firstColumn="0" w:lastColumn="0" w:noHBand="0" w:noVBand="0" w:val="0000"/>
       </w:tblPr>
@@ -9438,7 +9026,6 @@
       <w:tblPr>
         <w:tblStyle w:val="Table"/>
         <w:tblW w:type="pct" w:w="4872"/>
-        <w:jc w:val="left"/>
         <w:tblLayout w:type="fixed"/>
         <w:tblLook w:firstRow="0" w:lastRow="0" w:firstColumn="0" w:lastColumn="0" w:noHBand="0" w:noVBand="0" w:val="0000"/>
       </w:tblPr>
@@ -9807,7 +9394,6 @@
       <w:tblPr>
         <w:tblStyle w:val="Table"/>
         <w:tblW w:type="pct" w:w="4872"/>
-        <w:jc w:val="left"/>
         <w:tblLayout w:type="fixed"/>
         <w:tblLook w:firstRow="0" w:lastRow="0" w:firstColumn="0" w:lastColumn="0" w:noHBand="0" w:noVBand="0" w:val="0000"/>
       </w:tblPr>
@@ -10030,7 +9616,6 @@
       <w:tblPr>
         <w:tblStyle w:val="Table"/>
         <w:tblW w:type="pct" w:w="4867"/>
-        <w:jc w:val="left"/>
         <w:tblLayout w:type="fixed"/>
         <w:tblLook w:firstRow="0" w:lastRow="0" w:firstColumn="0" w:lastColumn="0" w:noHBand="0" w:noVBand="0" w:val="0000"/>
       </w:tblPr>
@@ -10300,13 +9885,7 @@
               <w:jc w:val="center"/>
             </w:pPr>
             <w:r>
-              <w:t xml:space="preserve">‘</w:t>
-            </w:r>
-            <w:r>
-              <w:t xml:space="preserve">bless solemnly</w:t>
-            </w:r>
-            <w:r>
-              <w:t xml:space="preserve">’</w:t>
+              <w:t xml:space="preserve">‘bless solemnly’</w:t>
             </w:r>
             <w:r>
               <w:t xml:space="preserve">;</w:t>
@@ -10315,13 +9894,7 @@
               <w:t xml:space="preserve"> </w:t>
             </w:r>
             <w:r>
-              <w:t xml:space="preserve">‘</w:t>
-            </w:r>
-            <w:r>
-              <w:t xml:space="preserve">sanctify = make holy</w:t>
-            </w:r>
-            <w:r>
-              <w:t xml:space="preserve">’</w:t>
+              <w:t xml:space="preserve">‘sanctify = make holy’</w:t>
             </w:r>
           </w:p>
         </w:tc>
@@ -10358,21 +9931,21 @@
           <w:i/>
           <w:iCs/>
         </w:rPr>
-        <w:t xml:space="preserve">‘</w:t>
+        <w:t xml:space="preserve">‘to X’</w:t>
       </w:r>
       <w:r>
         <w:rPr>
           <w:i/>
           <w:iCs/>
         </w:rPr>
-        <w:t xml:space="preserve">to X</w:t>
+        <w:t xml:space="preserve"> </w:t>
       </w:r>
       <w:r>
         <w:rPr>
           <w:i/>
           <w:iCs/>
         </w:rPr>
-        <w:t xml:space="preserve">’</w:t>
+        <w:t xml:space="preserve">→</w:t>
       </w:r>
       <w:r>
         <w:rPr>
@@ -10386,7 +9959,7 @@
           <w:i/>
           <w:iCs/>
         </w:rPr>
-        <w:t xml:space="preserve">→</w:t>
+        <w:t xml:space="preserve">‘to X thoroughly’</w:t>
       </w:r>
       <w:r>
         <w:rPr>
@@ -10400,63 +9973,21 @@
           <w:i/>
           <w:iCs/>
         </w:rPr>
-        <w:t xml:space="preserve">‘</w:t>
+        <w:t xml:space="preserve">or</w:t>
       </w:r>
       <w:r>
         <w:rPr>
           <w:i/>
           <w:iCs/>
         </w:rPr>
-        <w:t xml:space="preserve">to X thoroughly</w:t>
+        <w:t xml:space="preserve"> </w:t>
       </w:r>
       <w:r>
         <w:rPr>
           <w:i/>
           <w:iCs/>
         </w:rPr>
-        <w:t xml:space="preserve">’</w:t>
-      </w:r>
-      <w:r>
-        <w:rPr>
-          <w:i/>
-          <w:iCs/>
-        </w:rPr>
-        <w:t xml:space="preserve"> </w:t>
-      </w:r>
-      <w:r>
-        <w:rPr>
-          <w:i/>
-          <w:iCs/>
-        </w:rPr>
-        <w:t xml:space="preserve">or</w:t>
-      </w:r>
-      <w:r>
-        <w:rPr>
-          <w:i/>
-          <w:iCs/>
-        </w:rPr>
-        <w:t xml:space="preserve"> </w:t>
-      </w:r>
-      <w:r>
-        <w:rPr>
-          <w:i/>
-          <w:iCs/>
-        </w:rPr>
-        <w:t xml:space="preserve">‘</w:t>
-      </w:r>
-      <w:r>
-        <w:rPr>
-          <w:i/>
-          <w:iCs/>
-        </w:rPr>
-        <w:t xml:space="preserve">to make X happen / cause X state</w:t>
-      </w:r>
-      <w:r>
-        <w:rPr>
-          <w:i/>
-          <w:iCs/>
-        </w:rPr>
-        <w:t xml:space="preserve">’</w:t>
+        <w:t xml:space="preserve">‘to make X happen / cause X state’</w:t>
       </w:r>
       <w:r>
         <w:t xml:space="preserve"> </w:t>
@@ -10493,7 +10024,6 @@
       <w:tblPr>
         <w:tblStyle w:val="Table"/>
         <w:tblW w:type="pct" w:w="4882"/>
-        <w:jc w:val="left"/>
         <w:tblLayout w:type="fixed"/>
         <w:tblLook w:firstRow="0" w:lastRow="0" w:firstColumn="0" w:lastColumn="0" w:noHBand="0" w:noVBand="0" w:val="0000"/>
       </w:tblPr>
@@ -10671,13 +10201,7 @@
               <w:jc w:val="center"/>
             </w:pPr>
             <w:r>
-              <w:t xml:space="preserve">‘</w:t>
-            </w:r>
-            <w:r>
-              <w:t xml:space="preserve">he wrote</w:t>
-            </w:r>
-            <w:r>
-              <w:t xml:space="preserve">’</w:t>
+              <w:t xml:space="preserve">‘he wrote’</w:t>
             </w:r>
             <w:r>
               <w:t xml:space="preserve"> </w:t>
@@ -10689,13 +10213,7 @@
               <w:t xml:space="preserve"> </w:t>
             </w:r>
             <w:r>
-              <w:t xml:space="preserve">‘</w:t>
-            </w:r>
-            <w:r>
-              <w:t xml:space="preserve">writing</w:t>
-            </w:r>
-            <w:r>
-              <w:t xml:space="preserve">’</w:t>
+              <w:t xml:space="preserve">‘writing’</w:t>
             </w:r>
           </w:p>
         </w:tc>
@@ -10757,13 +10275,7 @@
               <w:jc w:val="center"/>
             </w:pPr>
             <w:r>
-              <w:t xml:space="preserve">‘</w:t>
-            </w:r>
-            <w:r>
-              <w:t xml:space="preserve">he blessed</w:t>
-            </w:r>
-            <w:r>
-              <w:t xml:space="preserve">’</w:t>
+              <w:t xml:space="preserve">‘he blessed’</w:t>
             </w:r>
             <w:r>
               <w:t xml:space="preserve"> </w:t>
@@ -10775,13 +10287,7 @@
               <w:t xml:space="preserve"> </w:t>
             </w:r>
             <w:r>
-              <w:t xml:space="preserve">‘</w:t>
-            </w:r>
-            <w:r>
-              <w:t xml:space="preserve">blessing</w:t>
-            </w:r>
-            <w:r>
-              <w:t xml:space="preserve">’</w:t>
+              <w:t xml:space="preserve">‘blessing’</w:t>
             </w:r>
           </w:p>
         </w:tc>
@@ -10843,13 +10349,7 @@
               <w:jc w:val="center"/>
             </w:pPr>
             <w:r>
-              <w:t xml:space="preserve">‘</w:t>
-            </w:r>
-            <w:r>
-              <w:t xml:space="preserve">he taught</w:t>
-            </w:r>
-            <w:r>
-              <w:t xml:space="preserve">’</w:t>
+              <w:t xml:space="preserve">‘he taught’</w:t>
             </w:r>
             <w:r>
               <w:t xml:space="preserve"> </w:t>
@@ -10861,13 +10361,7 @@
               <w:t xml:space="preserve"> </w:t>
             </w:r>
             <w:r>
-              <w:t xml:space="preserve">‘</w:t>
-            </w:r>
-            <w:r>
-              <w:t xml:space="preserve">teaching</w:t>
-            </w:r>
-            <w:r>
-              <w:t xml:space="preserve">’</w:t>
+              <w:t xml:space="preserve">‘teaching’</w:t>
             </w:r>
           </w:p>
         </w:tc>
@@ -10889,7 +10383,6 @@
       <w:tblPr>
         <w:tblStyle w:val="Table"/>
         <w:tblW w:type="pct" w:w="4872"/>
-        <w:jc w:val="left"/>
         <w:tblLayout w:type="fixed"/>
         <w:tblLook w:firstRow="0" w:lastRow="0" w:firstColumn="0" w:lastColumn="0" w:noHBand="0" w:noVBand="0" w:val="0000"/>
       </w:tblPr>
@@ -11295,14 +10788,13 @@
         <w:t xml:space="preserve"> </w:t>
       </w:r>
       <w:r>
-        <w:t xml:space="preserve">to 30 terms.</w:t>
+        <w:t xml:space="preserve">to 10 terms.</w:t>
       </w:r>
     </w:p>
     <w:tbl>
       <w:tblPr>
         <w:tblStyle w:val="Table"/>
         <w:tblW w:type="pct" w:w="4865"/>
-        <w:jc w:val="left"/>
         <w:tblLayout w:type="fixed"/>
         <w:tblLook w:firstRow="1" w:lastRow="0" w:firstColumn="0" w:lastColumn="0" w:noHBand="0" w:noVBand="0" w:val="0020"/>
       </w:tblPr>
@@ -11374,1206 +10866,6 @@
               <w:jc w:val="left"/>
             </w:pPr>
             <w:r>
-              <w:t xml:space="preserve">ܩܪܝܬܐ</w:t>
-            </w:r>
-          </w:p>
-        </w:tc>
-        <w:tc>
-          <w:tcPr/>
-          <w:p>
-            <w:pPr>
-              <w:pStyle w:val="Compact"/>
-              <w:jc w:val="left"/>
-            </w:pPr>
-            <w:r>
-              <w:t xml:space="preserve">qrītā</w:t>
-            </w:r>
-          </w:p>
-        </w:tc>
-        <w:tc>
-          <w:tcPr/>
-          <w:p>
-            <w:pPr>
-              <w:pStyle w:val="Compact"/>
-              <w:jc w:val="left"/>
-            </w:pPr>
-            <w:r>
-              <w:t xml:space="preserve">f</w:t>
-            </w:r>
-          </w:p>
-        </w:tc>
-        <w:tc>
-          <w:tcPr/>
-          <w:p>
-            <w:pPr>
-              <w:pStyle w:val="Compact"/>
-              <w:jc w:val="left"/>
-            </w:pPr>
-            <w:r>
-              <w:t xml:space="preserve">village</w:t>
-            </w:r>
-          </w:p>
-        </w:tc>
-      </w:tr>
-      <w:tr>
-        <w:tc>
-          <w:tcPr/>
-          <w:p>
-            <w:pPr>
-              <w:pStyle w:val="Compact"/>
-              <w:jc w:val="left"/>
-            </w:pPr>
-            <w:r>
-              <w:t xml:space="preserve">ܠܫܢܐ</w:t>
-            </w:r>
-          </w:p>
-        </w:tc>
-        <w:tc>
-          <w:tcPr/>
-          <w:p>
-            <w:pPr>
-              <w:pStyle w:val="Compact"/>
-              <w:jc w:val="left"/>
-            </w:pPr>
-            <w:r>
-              <w:t xml:space="preserve">leššānā</w:t>
-            </w:r>
-          </w:p>
-        </w:tc>
-        <w:tc>
-          <w:tcPr/>
-          <w:p>
-            <w:pPr>
-              <w:pStyle w:val="Compact"/>
-              <w:jc w:val="left"/>
-            </w:pPr>
-            <w:r>
-              <w:t xml:space="preserve">m</w:t>
-            </w:r>
-          </w:p>
-        </w:tc>
-        <w:tc>
-          <w:tcPr/>
-          <w:p>
-            <w:pPr>
-              <w:pStyle w:val="Compact"/>
-              <w:jc w:val="left"/>
-            </w:pPr>
-            <w:r>
-              <w:t xml:space="preserve">tongue, language</w:t>
-            </w:r>
-          </w:p>
-        </w:tc>
-      </w:tr>
-      <w:tr>
-        <w:tc>
-          <w:tcPr/>
-          <w:p>
-            <w:pPr>
-              <w:pStyle w:val="Compact"/>
-              <w:jc w:val="left"/>
-            </w:pPr>
-            <w:r>
-              <w:t xml:space="preserve">ܓܪܡܐ</w:t>
-            </w:r>
-          </w:p>
-        </w:tc>
-        <w:tc>
-          <w:tcPr/>
-          <w:p>
-            <w:pPr>
-              <w:pStyle w:val="Compact"/>
-              <w:jc w:val="left"/>
-            </w:pPr>
-            <w:r>
-              <w:t xml:space="preserve">garmā</w:t>
-            </w:r>
-          </w:p>
-        </w:tc>
-        <w:tc>
-          <w:tcPr/>
-          <w:p>
-            <w:pPr>
-              <w:pStyle w:val="Compact"/>
-              <w:jc w:val="left"/>
-            </w:pPr>
-            <w:r>
-              <w:t xml:space="preserve">m</w:t>
-            </w:r>
-          </w:p>
-        </w:tc>
-        <w:tc>
-          <w:tcPr/>
-          <w:p>
-            <w:pPr>
-              <w:pStyle w:val="Compact"/>
-              <w:jc w:val="left"/>
-            </w:pPr>
-            <w:r>
-              <w:t xml:space="preserve">bone</w:t>
-            </w:r>
-          </w:p>
-        </w:tc>
-      </w:tr>
-      <w:tr>
-        <w:tc>
-          <w:tcPr/>
-          <w:p>
-            <w:pPr>
-              <w:pStyle w:val="Compact"/>
-              <w:jc w:val="left"/>
-            </w:pPr>
-            <w:r>
-              <w:t xml:space="preserve">ܟܐܦܐ</w:t>
-            </w:r>
-          </w:p>
-        </w:tc>
-        <w:tc>
-          <w:tcPr/>
-          <w:p>
-            <w:pPr>
-              <w:pStyle w:val="Compact"/>
-              <w:jc w:val="left"/>
-            </w:pPr>
-            <w:r>
-              <w:t xml:space="preserve">kēpā</w:t>
-            </w:r>
-          </w:p>
-        </w:tc>
-        <w:tc>
-          <w:tcPr/>
-          <w:p>
-            <w:pPr>
-              <w:pStyle w:val="Compact"/>
-              <w:jc w:val="left"/>
-            </w:pPr>
-            <w:r>
-              <w:t xml:space="preserve">f</w:t>
-            </w:r>
-          </w:p>
-        </w:tc>
-        <w:tc>
-          <w:tcPr/>
-          <w:p>
-            <w:pPr>
-              <w:pStyle w:val="Compact"/>
-              <w:jc w:val="left"/>
-            </w:pPr>
-            <w:r>
-              <w:t xml:space="preserve">stone, rock</w:t>
-            </w:r>
-          </w:p>
-        </w:tc>
-      </w:tr>
-      <w:tr>
-        <w:tc>
-          <w:tcPr/>
-          <w:p>
-            <w:pPr>
-              <w:pStyle w:val="Compact"/>
-              <w:jc w:val="left"/>
-            </w:pPr>
-            <w:r>
-              <w:t xml:space="preserve">ܢܘܢܐ</w:t>
-            </w:r>
-          </w:p>
-        </w:tc>
-        <w:tc>
-          <w:tcPr/>
-          <w:p>
-            <w:pPr>
-              <w:pStyle w:val="Compact"/>
-              <w:jc w:val="left"/>
-            </w:pPr>
-            <w:r>
-              <w:t xml:space="preserve">nūnā</w:t>
-            </w:r>
-          </w:p>
-        </w:tc>
-        <w:tc>
-          <w:tcPr/>
-          <w:p>
-            <w:pPr>
-              <w:pStyle w:val="Compact"/>
-              <w:jc w:val="left"/>
-            </w:pPr>
-            <w:r>
-              <w:t xml:space="preserve">m</w:t>
-            </w:r>
-          </w:p>
-        </w:tc>
-        <w:tc>
-          <w:tcPr/>
-          <w:p>
-            <w:pPr>
-              <w:pStyle w:val="Compact"/>
-              <w:jc w:val="left"/>
-            </w:pPr>
-            <w:r>
-              <w:t xml:space="preserve">fish</w:t>
-            </w:r>
-          </w:p>
-        </w:tc>
-      </w:tr>
-      <w:tr>
-        <w:tc>
-          <w:tcPr/>
-          <w:p>
-            <w:pPr>
-              <w:pStyle w:val="Compact"/>
-              <w:jc w:val="left"/>
-            </w:pPr>
-            <w:r>
-              <w:t xml:space="preserve">ܡܕܝܢܬܐ</w:t>
-            </w:r>
-          </w:p>
-        </w:tc>
-        <w:tc>
-          <w:tcPr/>
-          <w:p>
-            <w:pPr>
-              <w:pStyle w:val="Compact"/>
-              <w:jc w:val="left"/>
-            </w:pPr>
-            <w:r>
-              <w:t xml:space="preserve">mdīttā</w:t>
-            </w:r>
-          </w:p>
-        </w:tc>
-        <w:tc>
-          <w:tcPr/>
-          <w:p>
-            <w:pPr>
-              <w:pStyle w:val="Compact"/>
-              <w:jc w:val="left"/>
-            </w:pPr>
-            <w:r>
-              <w:t xml:space="preserve">f</w:t>
-            </w:r>
-          </w:p>
-        </w:tc>
-        <w:tc>
-          <w:tcPr/>
-          <w:p>
-            <w:pPr>
-              <w:pStyle w:val="Compact"/>
-              <w:jc w:val="left"/>
-            </w:pPr>
-            <w:r>
-              <w:t xml:space="preserve">city</w:t>
-            </w:r>
-          </w:p>
-        </w:tc>
-      </w:tr>
-      <w:tr>
-        <w:tc>
-          <w:tcPr/>
-          <w:p>
-            <w:pPr>
-              <w:pStyle w:val="Compact"/>
-              <w:jc w:val="left"/>
-            </w:pPr>
-            <w:r>
-              <w:t xml:space="preserve">ܫܡܫܐ</w:t>
-            </w:r>
-          </w:p>
-        </w:tc>
-        <w:tc>
-          <w:tcPr/>
-          <w:p>
-            <w:pPr>
-              <w:pStyle w:val="Compact"/>
-              <w:jc w:val="left"/>
-            </w:pPr>
-            <w:r>
-              <w:t xml:space="preserve">šemšā</w:t>
-            </w:r>
-          </w:p>
-        </w:tc>
-        <w:tc>
-          <w:tcPr/>
-          <w:p>
-            <w:pPr>
-              <w:pStyle w:val="Compact"/>
-              <w:jc w:val="left"/>
-            </w:pPr>
-            <w:r>
-              <w:t xml:space="preserve">m</w:t>
-            </w:r>
-          </w:p>
-        </w:tc>
-        <w:tc>
-          <w:tcPr/>
-          <w:p>
-            <w:pPr>
-              <w:pStyle w:val="Compact"/>
-              <w:jc w:val="left"/>
-            </w:pPr>
-            <w:r>
-              <w:t xml:space="preserve">sun</w:t>
-            </w:r>
-          </w:p>
-        </w:tc>
-      </w:tr>
-      <w:tr>
-        <w:tc>
-          <w:tcPr/>
-          <w:p>
-            <w:pPr>
-              <w:pStyle w:val="Compact"/>
-              <w:jc w:val="left"/>
-            </w:pPr>
-            <w:r>
-              <w:t xml:space="preserve">ܬܪܥܐ</w:t>
-            </w:r>
-          </w:p>
-        </w:tc>
-        <w:tc>
-          <w:tcPr/>
-          <w:p>
-            <w:pPr>
-              <w:pStyle w:val="Compact"/>
-              <w:jc w:val="left"/>
-            </w:pPr>
-            <w:r>
-              <w:t xml:space="preserve">tarʿā</w:t>
-            </w:r>
-          </w:p>
-        </w:tc>
-        <w:tc>
-          <w:tcPr/>
-          <w:p>
-            <w:pPr>
-              <w:pStyle w:val="Compact"/>
-              <w:jc w:val="left"/>
-            </w:pPr>
-            <w:r>
-              <w:t xml:space="preserve">m</w:t>
-            </w:r>
-          </w:p>
-        </w:tc>
-        <w:tc>
-          <w:tcPr/>
-          <w:p>
-            <w:pPr>
-              <w:pStyle w:val="Compact"/>
-              <w:jc w:val="left"/>
-            </w:pPr>
-            <w:r>
-              <w:t xml:space="preserve">door, gate</w:t>
-            </w:r>
-          </w:p>
-        </w:tc>
-      </w:tr>
-      <w:tr>
-        <w:tc>
-          <w:tcPr/>
-          <w:p>
-            <w:pPr>
-              <w:pStyle w:val="Compact"/>
-              <w:jc w:val="left"/>
-            </w:pPr>
-            <w:r>
-              <w:t xml:space="preserve">ܚܝܠܐ</w:t>
-            </w:r>
-          </w:p>
-        </w:tc>
-        <w:tc>
-          <w:tcPr/>
-          <w:p>
-            <w:pPr>
-              <w:pStyle w:val="Compact"/>
-              <w:jc w:val="left"/>
-            </w:pPr>
-            <w:r>
-              <w:t xml:space="preserve">ḥaylā</w:t>
-            </w:r>
-          </w:p>
-        </w:tc>
-        <w:tc>
-          <w:tcPr/>
-          <w:p>
-            <w:pPr>
-              <w:pStyle w:val="Compact"/>
-              <w:jc w:val="left"/>
-            </w:pPr>
-            <w:r>
-              <w:t xml:space="preserve">m</w:t>
-            </w:r>
-          </w:p>
-        </w:tc>
-        <w:tc>
-          <w:tcPr/>
-          <w:p>
-            <w:pPr>
-              <w:pStyle w:val="Compact"/>
-              <w:jc w:val="left"/>
-            </w:pPr>
-            <w:r>
-              <w:t xml:space="preserve">power, army</w:t>
-            </w:r>
-          </w:p>
-        </w:tc>
-      </w:tr>
-      <w:tr>
-        <w:tc>
-          <w:tcPr/>
-          <w:p>
-            <w:pPr>
-              <w:pStyle w:val="Compact"/>
-              <w:jc w:val="left"/>
-            </w:pPr>
-            <w:r>
-              <w:t xml:space="preserve">ܩܝܣܐ</w:t>
-            </w:r>
-          </w:p>
-        </w:tc>
-        <w:tc>
-          <w:tcPr/>
-          <w:p>
-            <w:pPr>
-              <w:pStyle w:val="Compact"/>
-              <w:jc w:val="left"/>
-            </w:pPr>
-            <w:r>
-              <w:t xml:space="preserve">qaysā</w:t>
-            </w:r>
-          </w:p>
-        </w:tc>
-        <w:tc>
-          <w:tcPr/>
-          <w:p>
-            <w:pPr>
-              <w:pStyle w:val="Compact"/>
-              <w:jc w:val="left"/>
-            </w:pPr>
-            <w:r>
-              <w:t xml:space="preserve">m</w:t>
-            </w:r>
-          </w:p>
-        </w:tc>
-        <w:tc>
-          <w:tcPr/>
-          <w:p>
-            <w:pPr>
-              <w:pStyle w:val="Compact"/>
-              <w:jc w:val="left"/>
-            </w:pPr>
-            <w:r>
-              <w:t xml:space="preserve">wood, tree</w:t>
-            </w:r>
-          </w:p>
-        </w:tc>
-      </w:tr>
-      <w:tr>
-        <w:tc>
-          <w:tcPr/>
-          <w:p>
-            <w:pPr>
-              <w:pStyle w:val="Compact"/>
-              <w:jc w:val="left"/>
-            </w:pPr>
-            <w:r>
-              <w:t xml:space="preserve">ܢܗܪܐ</w:t>
-            </w:r>
-          </w:p>
-        </w:tc>
-        <w:tc>
-          <w:tcPr/>
-          <w:p>
-            <w:pPr>
-              <w:pStyle w:val="Compact"/>
-              <w:jc w:val="left"/>
-            </w:pPr>
-            <w:r>
-              <w:t xml:space="preserve">nahrā</w:t>
-            </w:r>
-          </w:p>
-        </w:tc>
-        <w:tc>
-          <w:tcPr/>
-          <w:p>
-            <w:pPr>
-              <w:pStyle w:val="Compact"/>
-              <w:jc w:val="left"/>
-            </w:pPr>
-            <w:r>
-              <w:t xml:space="preserve">m</w:t>
-            </w:r>
-          </w:p>
-        </w:tc>
-        <w:tc>
-          <w:tcPr/>
-          <w:p>
-            <w:pPr>
-              <w:pStyle w:val="Compact"/>
-              <w:jc w:val="left"/>
-            </w:pPr>
-            <w:r>
-              <w:t xml:space="preserve">river</w:t>
-            </w:r>
-          </w:p>
-        </w:tc>
-      </w:tr>
-      <w:tr>
-        <w:tc>
-          <w:tcPr/>
-          <w:p>
-            <w:pPr>
-              <w:pStyle w:val="Compact"/>
-              <w:jc w:val="left"/>
-            </w:pPr>
-            <w:r>
-              <w:t xml:space="preserve">ܣܒܪܐ</w:t>
-            </w:r>
-          </w:p>
-        </w:tc>
-        <w:tc>
-          <w:tcPr/>
-          <w:p>
-            <w:pPr>
-              <w:pStyle w:val="Compact"/>
-              <w:jc w:val="left"/>
-            </w:pPr>
-            <w:r>
-              <w:t xml:space="preserve">sabrā</w:t>
-            </w:r>
-          </w:p>
-        </w:tc>
-        <w:tc>
-          <w:tcPr/>
-          <w:p>
-            <w:pPr>
-              <w:pStyle w:val="Compact"/>
-              <w:jc w:val="left"/>
-            </w:pPr>
-            <w:r>
-              <w:t xml:space="preserve">m</w:t>
-            </w:r>
-          </w:p>
-        </w:tc>
-        <w:tc>
-          <w:tcPr/>
-          <w:p>
-            <w:pPr>
-              <w:pStyle w:val="Compact"/>
-              <w:jc w:val="left"/>
-            </w:pPr>
-            <w:r>
-              <w:t xml:space="preserve">hope</w:t>
-            </w:r>
-          </w:p>
-        </w:tc>
-      </w:tr>
-      <w:tr>
-        <w:tc>
-          <w:tcPr/>
-          <w:p>
-            <w:pPr>
-              <w:pStyle w:val="Compact"/>
-              <w:jc w:val="left"/>
-            </w:pPr>
-            <w:r>
-              <w:t xml:space="preserve">ܕܚܠܬܐ</w:t>
-            </w:r>
-          </w:p>
-        </w:tc>
-        <w:tc>
-          <w:tcPr/>
-          <w:p>
-            <w:pPr>
-              <w:pStyle w:val="Compact"/>
-              <w:jc w:val="left"/>
-            </w:pPr>
-            <w:r>
-              <w:t xml:space="preserve">deḥltā</w:t>
-            </w:r>
-          </w:p>
-        </w:tc>
-        <w:tc>
-          <w:tcPr/>
-          <w:p>
-            <w:pPr>
-              <w:pStyle w:val="Compact"/>
-              <w:jc w:val="left"/>
-            </w:pPr>
-            <w:r>
-              <w:t xml:space="preserve">f</w:t>
-            </w:r>
-          </w:p>
-        </w:tc>
-        <w:tc>
-          <w:tcPr/>
-          <w:p>
-            <w:pPr>
-              <w:pStyle w:val="Compact"/>
-              <w:jc w:val="left"/>
-            </w:pPr>
-            <w:r>
-              <w:t xml:space="preserve">fear, religion</w:t>
-            </w:r>
-          </w:p>
-        </w:tc>
-      </w:tr>
-      <w:tr>
-        <w:tc>
-          <w:tcPr/>
-          <w:p>
-            <w:pPr>
-              <w:pStyle w:val="Compact"/>
-              <w:jc w:val="left"/>
-            </w:pPr>
-            <w:r>
-              <w:t xml:space="preserve">ܣܗܪܐ</w:t>
-            </w:r>
-          </w:p>
-        </w:tc>
-        <w:tc>
-          <w:tcPr/>
-          <w:p>
-            <w:pPr>
-              <w:pStyle w:val="Compact"/>
-              <w:jc w:val="left"/>
-            </w:pPr>
-            <w:r>
-              <w:t xml:space="preserve">sahrā</w:t>
-            </w:r>
-          </w:p>
-        </w:tc>
-        <w:tc>
-          <w:tcPr/>
-          <w:p>
-            <w:pPr>
-              <w:pStyle w:val="Compact"/>
-              <w:jc w:val="left"/>
-            </w:pPr>
-            <w:r>
-              <w:t xml:space="preserve">m</w:t>
-            </w:r>
-          </w:p>
-        </w:tc>
-        <w:tc>
-          <w:tcPr/>
-          <w:p>
-            <w:pPr>
-              <w:pStyle w:val="Compact"/>
-              <w:jc w:val="left"/>
-            </w:pPr>
-            <w:r>
-              <w:t xml:space="preserve">moon</w:t>
-            </w:r>
-          </w:p>
-        </w:tc>
-      </w:tr>
-      <w:tr>
-        <w:tc>
-          <w:tcPr/>
-          <w:p>
-            <w:pPr>
-              <w:pStyle w:val="Compact"/>
-              <w:jc w:val="left"/>
-            </w:pPr>
-            <w:r>
-              <w:t xml:space="preserve">ܪܓܠܐ</w:t>
-            </w:r>
-          </w:p>
-        </w:tc>
-        <w:tc>
-          <w:tcPr/>
-          <w:p>
-            <w:pPr>
-              <w:pStyle w:val="Compact"/>
-              <w:jc w:val="left"/>
-            </w:pPr>
-            <w:r>
-              <w:t xml:space="preserve">reglā</w:t>
-            </w:r>
-          </w:p>
-        </w:tc>
-        <w:tc>
-          <w:tcPr/>
-          <w:p>
-            <w:pPr>
-              <w:pStyle w:val="Compact"/>
-              <w:jc w:val="left"/>
-            </w:pPr>
-            <w:r>
-              <w:t xml:space="preserve">f</w:t>
-            </w:r>
-          </w:p>
-        </w:tc>
-        <w:tc>
-          <w:tcPr/>
-          <w:p>
-            <w:pPr>
-              <w:pStyle w:val="Compact"/>
-              <w:jc w:val="left"/>
-            </w:pPr>
-            <w:r>
-              <w:t xml:space="preserve">foot</w:t>
-            </w:r>
-          </w:p>
-        </w:tc>
-      </w:tr>
-      <w:tr>
-        <w:tc>
-          <w:tcPr/>
-          <w:p>
-            <w:pPr>
-              <w:pStyle w:val="Compact"/>
-              <w:jc w:val="left"/>
-            </w:pPr>
-            <w:r>
-              <w:t xml:space="preserve">ܫܠܡܐ</w:t>
-            </w:r>
-          </w:p>
-        </w:tc>
-        <w:tc>
-          <w:tcPr/>
-          <w:p>
-            <w:pPr>
-              <w:pStyle w:val="Compact"/>
-              <w:jc w:val="left"/>
-            </w:pPr>
-            <w:r>
-              <w:t xml:space="preserve">šlāmā</w:t>
-            </w:r>
-          </w:p>
-        </w:tc>
-        <w:tc>
-          <w:tcPr/>
-          <w:p>
-            <w:pPr>
-              <w:pStyle w:val="Compact"/>
-              <w:jc w:val="left"/>
-            </w:pPr>
-            <w:r>
-              <w:t xml:space="preserve">m</w:t>
-            </w:r>
-          </w:p>
-        </w:tc>
-        <w:tc>
-          <w:tcPr/>
-          <w:p>
-            <w:pPr>
-              <w:pStyle w:val="Compact"/>
-              <w:jc w:val="left"/>
-            </w:pPr>
-            <w:r>
-              <w:t xml:space="preserve">peace</w:t>
-            </w:r>
-          </w:p>
-        </w:tc>
-      </w:tr>
-      <w:tr>
-        <w:tc>
-          <w:tcPr/>
-          <w:p>
-            <w:pPr>
-              <w:pStyle w:val="Compact"/>
-              <w:jc w:val="left"/>
-            </w:pPr>
-            <w:r>
-              <w:t xml:space="preserve">ܐܬܪܐ</w:t>
-            </w:r>
-          </w:p>
-        </w:tc>
-        <w:tc>
-          <w:tcPr/>
-          <w:p>
-            <w:pPr>
-              <w:pStyle w:val="Compact"/>
-              <w:jc w:val="left"/>
-            </w:pPr>
-            <w:r>
-              <w:t xml:space="preserve">ʾatrā</w:t>
-            </w:r>
-          </w:p>
-        </w:tc>
-        <w:tc>
-          <w:tcPr/>
-          <w:p>
-            <w:pPr>
-              <w:pStyle w:val="Compact"/>
-              <w:jc w:val="left"/>
-            </w:pPr>
-            <w:r>
-              <w:t xml:space="preserve">m</w:t>
-            </w:r>
-          </w:p>
-        </w:tc>
-        <w:tc>
-          <w:tcPr/>
-          <w:p>
-            <w:pPr>
-              <w:pStyle w:val="Compact"/>
-              <w:jc w:val="left"/>
-            </w:pPr>
-            <w:r>
-              <w:t xml:space="preserve">place, country</w:t>
-            </w:r>
-          </w:p>
-        </w:tc>
-      </w:tr>
-      <w:tr>
-        <w:tc>
-          <w:tcPr/>
-          <w:p>
-            <w:pPr>
-              <w:pStyle w:val="Compact"/>
-              <w:jc w:val="left"/>
-            </w:pPr>
-            <w:r>
-              <w:t xml:space="preserve">ܣܗܕܐ</w:t>
-            </w:r>
-          </w:p>
-        </w:tc>
-        <w:tc>
-          <w:tcPr/>
-          <w:p>
-            <w:pPr>
-              <w:pStyle w:val="Compact"/>
-              <w:jc w:val="left"/>
-            </w:pPr>
-            <w:r>
-              <w:t xml:space="preserve">sāhdā</w:t>
-            </w:r>
-          </w:p>
-        </w:tc>
-        <w:tc>
-          <w:tcPr/>
-          <w:p>
-            <w:pPr>
-              <w:pStyle w:val="Compact"/>
-              <w:jc w:val="left"/>
-            </w:pPr>
-            <w:r>
-              <w:t xml:space="preserve">m</w:t>
-            </w:r>
-          </w:p>
-        </w:tc>
-        <w:tc>
-          <w:tcPr/>
-          <w:p>
-            <w:pPr>
-              <w:pStyle w:val="Compact"/>
-              <w:jc w:val="left"/>
-            </w:pPr>
-            <w:r>
-              <w:t xml:space="preserve">witness, martyr</w:t>
-            </w:r>
-          </w:p>
-        </w:tc>
-      </w:tr>
-      <w:tr>
-        <w:tc>
-          <w:tcPr/>
-          <w:p>
-            <w:pPr>
-              <w:pStyle w:val="Compact"/>
-              <w:jc w:val="left"/>
-            </w:pPr>
-            <w:r>
-              <w:t xml:space="preserve">ܒܣܪܐ</w:t>
-            </w:r>
-          </w:p>
-        </w:tc>
-        <w:tc>
-          <w:tcPr/>
-          <w:p>
-            <w:pPr>
-              <w:pStyle w:val="Compact"/>
-              <w:jc w:val="left"/>
-            </w:pPr>
-            <w:r>
-              <w:t xml:space="preserve">besrā</w:t>
-            </w:r>
-          </w:p>
-        </w:tc>
-        <w:tc>
-          <w:tcPr/>
-          <w:p>
-            <w:pPr>
-              <w:pStyle w:val="Compact"/>
-              <w:jc w:val="left"/>
-            </w:pPr>
-            <w:r>
-              <w:t xml:space="preserve">m</w:t>
-            </w:r>
-          </w:p>
-        </w:tc>
-        <w:tc>
-          <w:tcPr/>
-          <w:p>
-            <w:pPr>
-              <w:pStyle w:val="Compact"/>
-              <w:jc w:val="left"/>
-            </w:pPr>
-            <w:r>
-              <w:t xml:space="preserve">flesh</w:t>
-            </w:r>
-          </w:p>
-        </w:tc>
-      </w:tr>
-      <w:tr>
-        <w:tc>
-          <w:tcPr/>
-          <w:p>
-            <w:pPr>
-              <w:pStyle w:val="Compact"/>
-              <w:jc w:val="left"/>
-            </w:pPr>
-            <w:r>
-              <w:t xml:space="preserve">ܛܝܒܘܬܐ</w:t>
-            </w:r>
-          </w:p>
-        </w:tc>
-        <w:tc>
-          <w:tcPr/>
-          <w:p>
-            <w:pPr>
-              <w:pStyle w:val="Compact"/>
-              <w:jc w:val="left"/>
-            </w:pPr>
-            <w:r>
-              <w:t xml:space="preserve">ṭaybūttā</w:t>
-            </w:r>
-          </w:p>
-        </w:tc>
-        <w:tc>
-          <w:tcPr/>
-          <w:p>
-            <w:pPr>
-              <w:pStyle w:val="Compact"/>
-              <w:jc w:val="left"/>
-            </w:pPr>
-            <w:r>
-              <w:t xml:space="preserve">f</w:t>
-            </w:r>
-          </w:p>
-        </w:tc>
-        <w:tc>
-          <w:tcPr/>
-          <w:p>
-            <w:pPr>
-              <w:pStyle w:val="Compact"/>
-              <w:jc w:val="left"/>
-            </w:pPr>
-            <w:r>
-              <w:t xml:space="preserve">grace</w:t>
-            </w:r>
-          </w:p>
-        </w:tc>
-      </w:tr>
-      <w:tr>
-        <w:tc>
-          <w:tcPr/>
-          <w:p>
-            <w:pPr>
-              <w:pStyle w:val="Compact"/>
-              <w:jc w:val="left"/>
-            </w:pPr>
-            <w:r>
-              <w:t xml:space="preserve">ܬܘܪܐ</w:t>
-            </w:r>
-          </w:p>
-        </w:tc>
-        <w:tc>
-          <w:tcPr/>
-          <w:p>
-            <w:pPr>
-              <w:pStyle w:val="Compact"/>
-              <w:jc w:val="left"/>
-            </w:pPr>
-            <w:r>
-              <w:t xml:space="preserve">tawrā</w:t>
-            </w:r>
-          </w:p>
-        </w:tc>
-        <w:tc>
-          <w:tcPr/>
-          <w:p>
-            <w:pPr>
-              <w:pStyle w:val="Compact"/>
-              <w:jc w:val="left"/>
-            </w:pPr>
-            <w:r>
-              <w:t xml:space="preserve">m</w:t>
-            </w:r>
-          </w:p>
-        </w:tc>
-        <w:tc>
-          <w:tcPr/>
-          <w:p>
-            <w:pPr>
-              <w:pStyle w:val="Compact"/>
-              <w:jc w:val="left"/>
-            </w:pPr>
-            <w:r>
-              <w:t xml:space="preserve">bull, ox</w:t>
-            </w:r>
-          </w:p>
-        </w:tc>
-      </w:tr>
-      <w:tr>
-        <w:tc>
-          <w:tcPr/>
-          <w:p>
-            <w:pPr>
-              <w:pStyle w:val="Compact"/>
-              <w:jc w:val="left"/>
-            </w:pPr>
-            <w:r>
-              <w:t xml:space="preserve">ܐܘܪܚܐ</w:t>
-            </w:r>
-          </w:p>
-        </w:tc>
-        <w:tc>
-          <w:tcPr/>
-          <w:p>
-            <w:pPr>
-              <w:pStyle w:val="Compact"/>
-              <w:jc w:val="left"/>
-            </w:pPr>
-            <w:r>
-              <w:t xml:space="preserve">ʾūrḥā</w:t>
-            </w:r>
-          </w:p>
-        </w:tc>
-        <w:tc>
-          <w:tcPr/>
-          <w:p>
-            <w:pPr>
-              <w:pStyle w:val="Compact"/>
-              <w:jc w:val="left"/>
-            </w:pPr>
-            <w:r>
-              <w:t xml:space="preserve">f</w:t>
-            </w:r>
-          </w:p>
-        </w:tc>
-        <w:tc>
-          <w:tcPr/>
-          <w:p>
-            <w:pPr>
-              <w:pStyle w:val="Compact"/>
-              <w:jc w:val="left"/>
-            </w:pPr>
-            <w:r>
-              <w:t xml:space="preserve">way, road</w:t>
-            </w:r>
-          </w:p>
-        </w:tc>
-      </w:tr>
-      <w:tr>
-        <w:tc>
-          <w:tcPr/>
-          <w:p>
-            <w:pPr>
-              <w:pStyle w:val="Compact"/>
-              <w:jc w:val="left"/>
-            </w:pPr>
-            <w:r>
-              <w:t xml:space="preserve">ܥܝܢܐ</w:t>
-            </w:r>
-          </w:p>
-        </w:tc>
-        <w:tc>
-          <w:tcPr/>
-          <w:p>
-            <w:pPr>
-              <w:pStyle w:val="Compact"/>
-              <w:jc w:val="left"/>
-            </w:pPr>
-            <w:r>
-              <w:t xml:space="preserve">ʿaynā</w:t>
-            </w:r>
-          </w:p>
-        </w:tc>
-        <w:tc>
-          <w:tcPr/>
-          <w:p>
-            <w:pPr>
-              <w:pStyle w:val="Compact"/>
-              <w:jc w:val="left"/>
-            </w:pPr>
-            <w:r>
-              <w:t xml:space="preserve">f</w:t>
-            </w:r>
-          </w:p>
-        </w:tc>
-        <w:tc>
-          <w:tcPr/>
-          <w:p>
-            <w:pPr>
-              <w:pStyle w:val="Compact"/>
-              <w:jc w:val="left"/>
-            </w:pPr>
-            <w:r>
-              <w:t xml:space="preserve">eye</w:t>
-            </w:r>
-          </w:p>
-        </w:tc>
-      </w:tr>
-      <w:tr>
-        <w:tc>
-          <w:tcPr/>
-          <w:p>
-            <w:pPr>
-              <w:pStyle w:val="Compact"/>
-              <w:jc w:val="left"/>
-            </w:pPr>
-            <w:r>
-              <w:t xml:space="preserve">ܦܘܡܐ</w:t>
-            </w:r>
-          </w:p>
-        </w:tc>
-        <w:tc>
-          <w:tcPr/>
-          <w:p>
-            <w:pPr>
-              <w:pStyle w:val="Compact"/>
-              <w:jc w:val="left"/>
-            </w:pPr>
-            <w:r>
-              <w:t xml:space="preserve">pūmā</w:t>
-            </w:r>
-          </w:p>
-        </w:tc>
-        <w:tc>
-          <w:tcPr/>
-          <w:p>
-            <w:pPr>
-              <w:pStyle w:val="Compact"/>
-              <w:jc w:val="left"/>
-            </w:pPr>
-            <w:r>
-              <w:t xml:space="preserve">m</w:t>
-            </w:r>
-          </w:p>
-        </w:tc>
-        <w:tc>
-          <w:tcPr/>
-          <w:p>
-            <w:pPr>
-              <w:pStyle w:val="Compact"/>
-              <w:jc w:val="left"/>
-            </w:pPr>
-            <w:r>
-              <w:t xml:space="preserve">mouth</w:t>
-            </w:r>
-          </w:p>
-        </w:tc>
-      </w:tr>
-      <w:tr>
-        <w:tc>
-          <w:tcPr/>
-          <w:p>
-            <w:pPr>
-              <w:pStyle w:val="Compact"/>
-              <w:jc w:val="left"/>
-            </w:pPr>
-            <w:r>
               <w:t xml:space="preserve">ܕܝܢܐ</w:t>
             </w:r>
           </w:p>
@@ -13069,7 +11361,11 @@
     <w:bookmarkEnd w:id="29"/>
     <w:bookmarkEnd w:id="30"/>
     <w:bookmarkEnd w:id="31"/>
-    <w:sectPr/>
+    <w:sectPr>
+      <w:footnotePr>
+        <w:numRestart w:val="eachSect"/>
+      </w:footnotePr>
+    </w:sectPr>
   </w:body>
 </w:document>
 </file>
@@ -13107,7 +11403,7 @@
       <w:lvlText w:val=" "/>
       <w:lvlJc w:val="left"/>
       <w:pPr>
-        <w:ind w:left="720" w:hanging="480"/>
+        <w:ind w:left="720" w:hanging="360"/>
       </w:pPr>
     </w:lvl>
     <w:lvl w:ilvl="1">
@@ -13115,7 +11411,7 @@
       <w:lvlText w:val=" "/>
       <w:lvlJc w:val="left"/>
       <w:pPr>
-        <w:ind w:left="1440" w:hanging="480"/>
+        <w:ind w:left="1440" w:hanging="360"/>
       </w:pPr>
     </w:lvl>
     <w:lvl w:ilvl="2">
@@ -13123,7 +11419,7 @@
       <w:lvlText w:val=" "/>
       <w:lvlJc w:val="left"/>
       <w:pPr>
-        <w:ind w:left="2160" w:hanging="480"/>
+        <w:ind w:left="2160" w:hanging="360"/>
       </w:pPr>
     </w:lvl>
     <w:lvl w:ilvl="3">
@@ -13131,7 +11427,7 @@
       <w:lvlText w:val=" "/>
       <w:lvlJc w:val="left"/>
       <w:pPr>
-        <w:ind w:left="2880" w:hanging="480"/>
+        <w:ind w:left="2880" w:hanging="360"/>
       </w:pPr>
     </w:lvl>
     <w:lvl w:ilvl="4">
@@ -13139,7 +11435,7 @@
       <w:lvlText w:val=" "/>
       <w:lvlJc w:val="left"/>
       <w:pPr>
-        <w:ind w:left="3600" w:hanging="480"/>
+        <w:ind w:left="3600" w:hanging="360"/>
       </w:pPr>
     </w:lvl>
     <w:lvl w:ilvl="5">
@@ -13147,7 +11443,7 @@
       <w:lvlText w:val=" "/>
       <w:lvlJc w:val="left"/>
       <w:pPr>
-        <w:ind w:left="4320" w:hanging="480"/>
+        <w:ind w:left="4320" w:hanging="360"/>
       </w:pPr>
     </w:lvl>
     <w:lvl w:ilvl="6">
@@ -13155,7 +11451,7 @@
       <w:lvlText w:val=" "/>
       <w:lvlJc w:val="left"/>
       <w:pPr>
-        <w:ind w:left="5040" w:hanging="480"/>
+        <w:ind w:left="5040" w:hanging="360"/>
       </w:pPr>
     </w:lvl>
     <w:lvl w:ilvl="7">
@@ -13163,7 +11459,7 @@
       <w:lvlText w:val=" "/>
       <w:lvlJc w:val="left"/>
       <w:pPr>
-        <w:ind w:left="5760" w:hanging="480"/>
+        <w:ind w:left="5760" w:hanging="360"/>
       </w:pPr>
     </w:lvl>
     <w:lvl w:ilvl="8">
@@ -13171,7 +11467,7 @@
       <w:lvlText w:val=" "/>
       <w:lvlJc w:val="left"/>
       <w:pPr>
-        <w:ind w:left="6480" w:hanging="480"/>
+        <w:ind w:left="6480" w:hanging="360"/>
       </w:pPr>
     </w:lvl>
   </w:abstractNum>
@@ -13180,75 +11476,102 @@
     <w:multiLevelType w:val="multilevel"/>
     <w:lvl w:ilvl="0">
       <w:numFmt w:val="bullet"/>
-      <w:lvlText w:val="•"/>
+      <w:lvlText w:val=""/>
       <w:lvlJc w:val="left"/>
       <w:pPr>
-        <w:ind w:left="720" w:hanging="480"/>
-      </w:pPr>
+        <w:ind w:left="720" w:hanging="360"/>
+      </w:pPr>
+      <w:rPr>
+        <w:rFonts w:ascii="Symbol" w:hAnsi="Symbol" w:cs="Symbol" w:hint="default"/>
+      </w:rPr>
     </w:lvl>
     <w:lvl w:ilvl="1">
       <w:numFmt w:val="bullet"/>
-      <w:lvlText w:val="–"/>
+      <w:lvlText w:val="o"/>
       <w:lvlJc w:val="left"/>
       <w:pPr>
-        <w:ind w:left="1440" w:hanging="480"/>
-      </w:pPr>
+        <w:ind w:left="1440" w:hanging="360"/>
+      </w:pPr>
+      <w:rPr>
+        <w:rFonts w:ascii="Courier New" w:hAnsi="Courier New" w:cs="Courier New" w:hint="default"/>
+      </w:rPr>
     </w:lvl>
     <w:lvl w:ilvl="2">
       <w:numFmt w:val="bullet"/>
-      <w:lvlText w:val="•"/>
+      <w:lvlText w:val=""/>
       <w:lvlJc w:val="left"/>
       <w:pPr>
-        <w:ind w:left="2160" w:hanging="480"/>
-      </w:pPr>
+        <w:ind w:left="2160" w:hanging="360"/>
+      </w:pPr>
+      <w:rPr>
+        <w:rFonts w:ascii="Wingdings" w:hAnsi="Wingdings" w:cs="Wingdings" w:hint="default"/>
+      </w:rPr>
     </w:lvl>
     <w:lvl w:ilvl="3">
       <w:numFmt w:val="bullet"/>
-      <w:lvlText w:val="–"/>
+      <w:lvlText w:val=""/>
       <w:lvlJc w:val="left"/>
       <w:pPr>
-        <w:ind w:left="2880" w:hanging="480"/>
-      </w:pPr>
+        <w:ind w:left="2880" w:hanging="360"/>
+      </w:pPr>
+      <w:rPr>
+        <w:rFonts w:ascii="Symbol" w:hAnsi="Symbol" w:cs="Symbol" w:hint="default"/>
+      </w:rPr>
     </w:lvl>
     <w:lvl w:ilvl="4">
       <w:numFmt w:val="bullet"/>
-      <w:lvlText w:val="•"/>
+      <w:lvlText w:val="o"/>
       <w:lvlJc w:val="left"/>
       <w:pPr>
-        <w:ind w:left="3600" w:hanging="480"/>
-      </w:pPr>
+        <w:ind w:left="3600" w:hanging="360"/>
+      </w:pPr>
+      <w:rPr>
+        <w:rFonts w:ascii="Courier New" w:hAnsi="Courier New" w:cs="Courier New" w:hint="default"/>
+      </w:rPr>
     </w:lvl>
     <w:lvl w:ilvl="5">
       <w:numFmt w:val="bullet"/>
-      <w:lvlText w:val="–"/>
+      <w:lvlText w:val=""/>
       <w:lvlJc w:val="left"/>
       <w:pPr>
-        <w:ind w:left="4320" w:hanging="480"/>
-      </w:pPr>
+        <w:ind w:left="4320" w:hanging="360"/>
+      </w:pPr>
+      <w:rPr>
+        <w:rFonts w:ascii="Wingdings" w:hAnsi="Wingdings" w:cs="Wingdings" w:hint="default"/>
+      </w:rPr>
     </w:lvl>
     <w:lvl w:ilvl="6">
       <w:numFmt w:val="bullet"/>
-      <w:lvlText w:val="•"/>
+      <w:lvlText w:val=""/>
       <w:lvlJc w:val="left"/>
       <w:pPr>
-        <w:ind w:left="5040" w:hanging="480"/>
-      </w:pPr>
+        <w:ind w:left="5040" w:hanging="360"/>
+      </w:pPr>
+      <w:rPr>
+        <w:rFonts w:ascii="Symbol" w:hAnsi="Symbol" w:cs="Symbol" w:hint="default"/>
+      </w:rPr>
     </w:lvl>
     <w:lvl w:ilvl="7">
       <w:numFmt w:val="bullet"/>
-      <w:lvlText w:val="–"/>
+      <w:lvlText w:val="o"/>
       <w:lvlJc w:val="left"/>
       <w:pPr>
-        <w:ind w:left="5760" w:hanging="480"/>
-      </w:pPr>
+        <w:ind w:left="5760" w:hanging="360"/>
+      </w:pPr>
+      <w:rPr>
+        <w:rFonts w:ascii="Courier New" w:hAnsi="Courier New" w:cs="Courier New" w:hint="default"/>
+      </w:rPr>
     </w:lvl>
     <w:lvl w:ilvl="8">
       <w:numFmt w:val="bullet"/>
-      <w:lvlText w:val="•"/>
+      <w:lvlText w:val=""/>
       <w:lvlJc w:val="left"/>
       <w:pPr>
-        <w:ind w:left="6480" w:hanging="480"/>
-      </w:pPr>
+        <w:ind w:left="6480" w:hanging="360"/>
+      </w:pPr>
+      <w:rPr>
+        <w:rFonts w:ascii="Wingdings" w:hAnsi="Wingdings" w:cs="Wingdings" w:hint="default"/>
+      </w:rPr>
     </w:lvl>
   </w:abstractNum>
   <w:abstractNum w:abstractNumId="99411">
@@ -13260,7 +11583,7 @@
       <w:lvlText w:val="%1."/>
       <w:lvlJc w:val="left"/>
       <w:pPr>
-        <w:ind w:left="720" w:hanging="480"/>
+        <w:ind w:left="720" w:hanging="360"/>
       </w:pPr>
     </w:lvl>
     <w:lvl w:ilvl="1">
@@ -13269,7 +11592,7 @@
       <w:lvlText w:val="%2."/>
       <w:lvlJc w:val="left"/>
       <w:pPr>
-        <w:ind w:left="1440" w:hanging="480"/>
+        <w:ind w:left="1440" w:hanging="360"/>
       </w:pPr>
     </w:lvl>
     <w:lvl w:ilvl="2">
@@ -13278,7 +11601,7 @@
       <w:lvlText w:val="%3."/>
       <w:lvlJc w:val="left"/>
       <w:pPr>
-        <w:ind w:left="2160" w:hanging="480"/>
+        <w:ind w:left="2160" w:hanging="360"/>
       </w:pPr>
     </w:lvl>
     <w:lvl w:ilvl="3">
@@ -13287,7 +11610,7 @@
       <w:lvlText w:val="%4."/>
       <w:lvlJc w:val="left"/>
       <w:pPr>
-        <w:ind w:left="2880" w:hanging="480"/>
+        <w:ind w:left="2880" w:hanging="360"/>
       </w:pPr>
     </w:lvl>
     <w:lvl w:ilvl="4">
@@ -13296,7 +11619,7 @@
       <w:lvlText w:val="%5."/>
       <w:lvlJc w:val="left"/>
       <w:pPr>
-        <w:ind w:left="3600" w:hanging="480"/>
+        <w:ind w:left="3600" w:hanging="360"/>
       </w:pPr>
     </w:lvl>
     <w:lvl w:ilvl="5">
@@ -13305,7 +11628,7 @@
       <w:lvlText w:val="%6."/>
       <w:lvlJc w:val="left"/>
       <w:pPr>
-        <w:ind w:left="4320" w:hanging="480"/>
+        <w:ind w:left="4320" w:hanging="360"/>
       </w:pPr>
     </w:lvl>
     <w:lvl w:ilvl="6">
@@ -13314,7 +11637,7 @@
       <w:lvlText w:val="%7."/>
       <w:lvlJc w:val="left"/>
       <w:pPr>
-        <w:ind w:left="5040" w:hanging="480"/>
+        <w:ind w:left="5040" w:hanging="360"/>
       </w:pPr>
     </w:lvl>
     <w:lvl w:ilvl="7">
@@ -13323,7 +11646,7 @@
       <w:lvlText w:val="%8."/>
       <w:lvlJc w:val="left"/>
       <w:pPr>
-        <w:ind w:left="5760" w:hanging="480"/>
+        <w:ind w:left="5760" w:hanging="360"/>
       </w:pPr>
     </w:lvl>
     <w:lvl w:ilvl="8">
@@ -13332,432 +11655,7 @@
       <w:lvlText w:val="%9."/>
       <w:lvlJc w:val="left"/>
       <w:pPr>
-        <w:ind w:left="6480" w:hanging="480"/>
-      </w:pPr>
-    </w:lvl>
-  </w:abstractNum>
-  <w:abstractNum w:abstractNumId="99416">
-    <w:nsid w:val="00A99416"/>
-    <w:multiLevelType w:val="multilevel"/>
-    <w:lvl w:ilvl="0">
-      <w:start w:val="6"/>
-      <w:numFmt w:val="decimal"/>
-      <w:lvlText w:val="%1."/>
-      <w:lvlJc w:val="left"/>
-      <w:pPr>
-        <w:ind w:left="720" w:hanging="480"/>
-      </w:pPr>
-    </w:lvl>
-    <w:lvl w:ilvl="1">
-      <w:start w:val="6"/>
-      <w:numFmt w:val="decimal"/>
-      <w:lvlText w:val="%2."/>
-      <w:lvlJc w:val="left"/>
-      <w:pPr>
-        <w:ind w:left="1440" w:hanging="480"/>
-      </w:pPr>
-    </w:lvl>
-    <w:lvl w:ilvl="2">
-      <w:start w:val="6"/>
-      <w:numFmt w:val="decimal"/>
-      <w:lvlText w:val="%3."/>
-      <w:lvlJc w:val="left"/>
-      <w:pPr>
-        <w:ind w:left="2160" w:hanging="480"/>
-      </w:pPr>
-    </w:lvl>
-    <w:lvl w:ilvl="3">
-      <w:start w:val="6"/>
-      <w:numFmt w:val="decimal"/>
-      <w:lvlText w:val="%4."/>
-      <w:lvlJc w:val="left"/>
-      <w:pPr>
-        <w:ind w:left="2880" w:hanging="480"/>
-      </w:pPr>
-    </w:lvl>
-    <w:lvl w:ilvl="4">
-      <w:start w:val="6"/>
-      <w:numFmt w:val="decimal"/>
-      <w:lvlText w:val="%5."/>
-      <w:lvlJc w:val="left"/>
-      <w:pPr>
-        <w:ind w:left="3600" w:hanging="480"/>
-      </w:pPr>
-    </w:lvl>
-    <w:lvl w:ilvl="5">
-      <w:start w:val="6"/>
-      <w:numFmt w:val="decimal"/>
-      <w:lvlText w:val="%6."/>
-      <w:lvlJc w:val="left"/>
-      <w:pPr>
-        <w:ind w:left="4320" w:hanging="480"/>
-      </w:pPr>
-    </w:lvl>
-    <w:lvl w:ilvl="6">
-      <w:start w:val="6"/>
-      <w:numFmt w:val="decimal"/>
-      <w:lvlText w:val="%7."/>
-      <w:lvlJc w:val="left"/>
-      <w:pPr>
-        <w:ind w:left="5040" w:hanging="480"/>
-      </w:pPr>
-    </w:lvl>
-    <w:lvl w:ilvl="7">
-      <w:start w:val="6"/>
-      <w:numFmt w:val="decimal"/>
-      <w:lvlText w:val="%8."/>
-      <w:lvlJc w:val="left"/>
-      <w:pPr>
-        <w:ind w:left="5760" w:hanging="480"/>
-      </w:pPr>
-    </w:lvl>
-    <w:lvl w:ilvl="8">
-      <w:start w:val="6"/>
-      <w:numFmt w:val="decimal"/>
-      <w:lvlText w:val="%9."/>
-      <w:lvlJc w:val="left"/>
-      <w:pPr>
-        <w:ind w:left="6480" w:hanging="480"/>
-      </w:pPr>
-    </w:lvl>
-  </w:abstractNum>
-  <w:abstractNum w:abstractNumId="99418">
-    <w:nsid w:val="00A99418"/>
-    <w:multiLevelType w:val="multilevel"/>
-    <w:lvl w:ilvl="0">
-      <w:start w:val="8"/>
-      <w:numFmt w:val="decimal"/>
-      <w:lvlText w:val="%1."/>
-      <w:lvlJc w:val="left"/>
-      <w:pPr>
-        <w:ind w:left="720" w:hanging="480"/>
-      </w:pPr>
-    </w:lvl>
-    <w:lvl w:ilvl="1">
-      <w:start w:val="8"/>
-      <w:numFmt w:val="decimal"/>
-      <w:lvlText w:val="%2."/>
-      <w:lvlJc w:val="left"/>
-      <w:pPr>
-        <w:ind w:left="1440" w:hanging="480"/>
-      </w:pPr>
-    </w:lvl>
-    <w:lvl w:ilvl="2">
-      <w:start w:val="8"/>
-      <w:numFmt w:val="decimal"/>
-      <w:lvlText w:val="%3."/>
-      <w:lvlJc w:val="left"/>
-      <w:pPr>
-        <w:ind w:left="2160" w:hanging="480"/>
-      </w:pPr>
-    </w:lvl>
-    <w:lvl w:ilvl="3">
-      <w:start w:val="8"/>
-      <w:numFmt w:val="decimal"/>
-      <w:lvlText w:val="%4."/>
-      <w:lvlJc w:val="left"/>
-      <w:pPr>
-        <w:ind w:left="2880" w:hanging="480"/>
-      </w:pPr>
-    </w:lvl>
-    <w:lvl w:ilvl="4">
-      <w:start w:val="8"/>
-      <w:numFmt w:val="decimal"/>
-      <w:lvlText w:val="%5."/>
-      <w:lvlJc w:val="left"/>
-      <w:pPr>
-        <w:ind w:left="3600" w:hanging="480"/>
-      </w:pPr>
-    </w:lvl>
-    <w:lvl w:ilvl="5">
-      <w:start w:val="8"/>
-      <w:numFmt w:val="decimal"/>
-      <w:lvlText w:val="%6."/>
-      <w:lvlJc w:val="left"/>
-      <w:pPr>
-        <w:ind w:left="4320" w:hanging="480"/>
-      </w:pPr>
-    </w:lvl>
-    <w:lvl w:ilvl="6">
-      <w:start w:val="8"/>
-      <w:numFmt w:val="decimal"/>
-      <w:lvlText w:val="%7."/>
-      <w:lvlJc w:val="left"/>
-      <w:pPr>
-        <w:ind w:left="5040" w:hanging="480"/>
-      </w:pPr>
-    </w:lvl>
-    <w:lvl w:ilvl="7">
-      <w:start w:val="8"/>
-      <w:numFmt w:val="decimal"/>
-      <w:lvlText w:val="%8."/>
-      <w:lvlJc w:val="left"/>
-      <w:pPr>
-        <w:ind w:left="5760" w:hanging="480"/>
-      </w:pPr>
-    </w:lvl>
-    <w:lvl w:ilvl="8">
-      <w:start w:val="8"/>
-      <w:numFmt w:val="decimal"/>
-      <w:lvlText w:val="%9."/>
-      <w:lvlJc w:val="left"/>
-      <w:pPr>
-        <w:ind w:left="6480" w:hanging="480"/>
-      </w:pPr>
-    </w:lvl>
-  </w:abstractNum>
-  <w:abstractNum w:abstractNumId="994116">
-    <w:nsid w:val="0A994116"/>
-    <w:multiLevelType w:val="multilevel"/>
-    <w:lvl w:ilvl="0">
-      <w:start w:val="16"/>
-      <w:numFmt w:val="decimal"/>
-      <w:lvlText w:val="%1."/>
-      <w:lvlJc w:val="left"/>
-      <w:pPr>
-        <w:ind w:left="720" w:hanging="480"/>
-      </w:pPr>
-    </w:lvl>
-    <w:lvl w:ilvl="1">
-      <w:start w:val="16"/>
-      <w:numFmt w:val="decimal"/>
-      <w:lvlText w:val="%2."/>
-      <w:lvlJc w:val="left"/>
-      <w:pPr>
-        <w:ind w:left="1440" w:hanging="480"/>
-      </w:pPr>
-    </w:lvl>
-    <w:lvl w:ilvl="2">
-      <w:start w:val="16"/>
-      <w:numFmt w:val="decimal"/>
-      <w:lvlText w:val="%3."/>
-      <w:lvlJc w:val="left"/>
-      <w:pPr>
-        <w:ind w:left="2160" w:hanging="480"/>
-      </w:pPr>
-    </w:lvl>
-    <w:lvl w:ilvl="3">
-      <w:start w:val="16"/>
-      <w:numFmt w:val="decimal"/>
-      <w:lvlText w:val="%4."/>
-      <w:lvlJc w:val="left"/>
-      <w:pPr>
-        <w:ind w:left="2880" w:hanging="480"/>
-      </w:pPr>
-    </w:lvl>
-    <w:lvl w:ilvl="4">
-      <w:start w:val="16"/>
-      <w:numFmt w:val="decimal"/>
-      <w:lvlText w:val="%5."/>
-      <w:lvlJc w:val="left"/>
-      <w:pPr>
-        <w:ind w:left="3600" w:hanging="480"/>
-      </w:pPr>
-    </w:lvl>
-    <w:lvl w:ilvl="5">
-      <w:start w:val="16"/>
-      <w:numFmt w:val="decimal"/>
-      <w:lvlText w:val="%6."/>
-      <w:lvlJc w:val="left"/>
-      <w:pPr>
-        <w:ind w:left="4320" w:hanging="480"/>
-      </w:pPr>
-    </w:lvl>
-    <w:lvl w:ilvl="6">
-      <w:start w:val="16"/>
-      <w:numFmt w:val="decimal"/>
-      <w:lvlText w:val="%7."/>
-      <w:lvlJc w:val="left"/>
-      <w:pPr>
-        <w:ind w:left="5040" w:hanging="480"/>
-      </w:pPr>
-    </w:lvl>
-    <w:lvl w:ilvl="7">
-      <w:start w:val="16"/>
-      <w:numFmt w:val="decimal"/>
-      <w:lvlText w:val="%8."/>
-      <w:lvlJc w:val="left"/>
-      <w:pPr>
-        <w:ind w:left="5760" w:hanging="480"/>
-      </w:pPr>
-    </w:lvl>
-    <w:lvl w:ilvl="8">
-      <w:start w:val="16"/>
-      <w:numFmt w:val="decimal"/>
-      <w:lvlText w:val="%9."/>
-      <w:lvlJc w:val="left"/>
-      <w:pPr>
-        <w:ind w:left="6480" w:hanging="480"/>
-      </w:pPr>
-    </w:lvl>
-  </w:abstractNum>
-  <w:abstractNum w:abstractNumId="994122">
-    <w:nsid w:val="0A994122"/>
-    <w:multiLevelType w:val="multilevel"/>
-    <w:lvl w:ilvl="0">
-      <w:start w:val="22"/>
-      <w:numFmt w:val="decimal"/>
-      <w:lvlText w:val="%1."/>
-      <w:lvlJc w:val="left"/>
-      <w:pPr>
-        <w:ind w:left="720" w:hanging="480"/>
-      </w:pPr>
-    </w:lvl>
-    <w:lvl w:ilvl="1">
-      <w:start w:val="22"/>
-      <w:numFmt w:val="decimal"/>
-      <w:lvlText w:val="%2."/>
-      <w:lvlJc w:val="left"/>
-      <w:pPr>
-        <w:ind w:left="1440" w:hanging="480"/>
-      </w:pPr>
-    </w:lvl>
-    <w:lvl w:ilvl="2">
-      <w:start w:val="22"/>
-      <w:numFmt w:val="decimal"/>
-      <w:lvlText w:val="%3."/>
-      <w:lvlJc w:val="left"/>
-      <w:pPr>
-        <w:ind w:left="2160" w:hanging="480"/>
-      </w:pPr>
-    </w:lvl>
-    <w:lvl w:ilvl="3">
-      <w:start w:val="22"/>
-      <w:numFmt w:val="decimal"/>
-      <w:lvlText w:val="%4."/>
-      <w:lvlJc w:val="left"/>
-      <w:pPr>
-        <w:ind w:left="2880" w:hanging="480"/>
-      </w:pPr>
-    </w:lvl>
-    <w:lvl w:ilvl="4">
-      <w:start w:val="22"/>
-      <w:numFmt w:val="decimal"/>
-      <w:lvlText w:val="%5."/>
-      <w:lvlJc w:val="left"/>
-      <w:pPr>
-        <w:ind w:left="3600" w:hanging="480"/>
-      </w:pPr>
-    </w:lvl>
-    <w:lvl w:ilvl="5">
-      <w:start w:val="22"/>
-      <w:numFmt w:val="decimal"/>
-      <w:lvlText w:val="%6."/>
-      <w:lvlJc w:val="left"/>
-      <w:pPr>
-        <w:ind w:left="4320" w:hanging="480"/>
-      </w:pPr>
-    </w:lvl>
-    <w:lvl w:ilvl="6">
-      <w:start w:val="22"/>
-      <w:numFmt w:val="decimal"/>
-      <w:lvlText w:val="%7."/>
-      <w:lvlJc w:val="left"/>
-      <w:pPr>
-        <w:ind w:left="5040" w:hanging="480"/>
-      </w:pPr>
-    </w:lvl>
-    <w:lvl w:ilvl="7">
-      <w:start w:val="22"/>
-      <w:numFmt w:val="decimal"/>
-      <w:lvlText w:val="%8."/>
-      <w:lvlJc w:val="left"/>
-      <w:pPr>
-        <w:ind w:left="5760" w:hanging="480"/>
-      </w:pPr>
-    </w:lvl>
-    <w:lvl w:ilvl="8">
-      <w:start w:val="22"/>
-      <w:numFmt w:val="decimal"/>
-      <w:lvlText w:val="%9."/>
-      <w:lvlJc w:val="left"/>
-      <w:pPr>
-        <w:ind w:left="6480" w:hanging="480"/>
-      </w:pPr>
-    </w:lvl>
-  </w:abstractNum>
-  <w:abstractNum w:abstractNumId="994127">
-    <w:nsid w:val="0A994127"/>
-    <w:multiLevelType w:val="multilevel"/>
-    <w:lvl w:ilvl="0">
-      <w:start w:val="27"/>
-      <w:numFmt w:val="decimal"/>
-      <w:lvlText w:val="%1."/>
-      <w:lvlJc w:val="left"/>
-      <w:pPr>
-        <w:ind w:left="720" w:hanging="480"/>
-      </w:pPr>
-    </w:lvl>
-    <w:lvl w:ilvl="1">
-      <w:start w:val="27"/>
-      <w:numFmt w:val="decimal"/>
-      <w:lvlText w:val="%2."/>
-      <w:lvlJc w:val="left"/>
-      <w:pPr>
-        <w:ind w:left="1440" w:hanging="480"/>
-      </w:pPr>
-    </w:lvl>
-    <w:lvl w:ilvl="2">
-      <w:start w:val="27"/>
-      <w:numFmt w:val="decimal"/>
-      <w:lvlText w:val="%3."/>
-      <w:lvlJc w:val="left"/>
-      <w:pPr>
-        <w:ind w:left="2160" w:hanging="480"/>
-      </w:pPr>
-    </w:lvl>
-    <w:lvl w:ilvl="3">
-      <w:start w:val="27"/>
-      <w:numFmt w:val="decimal"/>
-      <w:lvlText w:val="%4."/>
-      <w:lvlJc w:val="left"/>
-      <w:pPr>
-        <w:ind w:left="2880" w:hanging="480"/>
-      </w:pPr>
-    </w:lvl>
-    <w:lvl w:ilvl="4">
-      <w:start w:val="27"/>
-      <w:numFmt w:val="decimal"/>
-      <w:lvlText w:val="%5."/>
-      <w:lvlJc w:val="left"/>
-      <w:pPr>
-        <w:ind w:left="3600" w:hanging="480"/>
-      </w:pPr>
-    </w:lvl>
-    <w:lvl w:ilvl="5">
-      <w:start w:val="27"/>
-      <w:numFmt w:val="decimal"/>
-      <w:lvlText w:val="%6."/>
-      <w:lvlJc w:val="left"/>
-      <w:pPr>
-        <w:ind w:left="4320" w:hanging="480"/>
-      </w:pPr>
-    </w:lvl>
-    <w:lvl w:ilvl="6">
-      <w:start w:val="27"/>
-      <w:numFmt w:val="decimal"/>
-      <w:lvlText w:val="%7."/>
-      <w:lvlJc w:val="left"/>
-      <w:pPr>
-        <w:ind w:left="5040" w:hanging="480"/>
-      </w:pPr>
-    </w:lvl>
-    <w:lvl w:ilvl="7">
-      <w:start w:val="27"/>
-      <w:numFmt w:val="decimal"/>
-      <w:lvlText w:val="%8."/>
-      <w:lvlJc w:val="left"/>
-      <w:pPr>
-        <w:ind w:left="5760" w:hanging="480"/>
-      </w:pPr>
-    </w:lvl>
-    <w:lvl w:ilvl="8">
-      <w:start w:val="27"/>
-      <w:numFmt w:val="decimal"/>
-      <w:lvlText w:val="%9."/>
-      <w:lvlJc w:val="left"/>
-      <w:pPr>
-        <w:ind w:left="6480" w:hanging="480"/>
+        <w:ind w:left="6480" w:hanging="360"/>
       </w:pPr>
     </w:lvl>
   </w:abstractNum>
@@ -13813,153 +11711,153 @@
     <w:abstractNumId w:val="991"/>
   </w:num>
   <w:num w:numId="1008">
-    <w:abstractNumId w:val="99416"/>
+    <w:abstractNumId w:val="99411"/>
     <w:lvlOverride w:ilvl="0">
-      <w:startOverride w:val="6"/>
+      <w:startOverride w:val="1"/>
     </w:lvlOverride>
     <w:lvlOverride w:ilvl="1">
-      <w:startOverride w:val="6"/>
+      <w:startOverride w:val="1"/>
     </w:lvlOverride>
     <w:lvlOverride w:ilvl="2">
-      <w:startOverride w:val="6"/>
+      <w:startOverride w:val="1"/>
     </w:lvlOverride>
     <w:lvlOverride w:ilvl="3">
-      <w:startOverride w:val="6"/>
+      <w:startOverride w:val="1"/>
     </w:lvlOverride>
     <w:lvlOverride w:ilvl="4">
-      <w:startOverride w:val="6"/>
+      <w:startOverride w:val="1"/>
     </w:lvlOverride>
     <w:lvlOverride w:ilvl="5">
-      <w:startOverride w:val="6"/>
+      <w:startOverride w:val="1"/>
     </w:lvlOverride>
     <w:lvlOverride w:ilvl="6">
-      <w:startOverride w:val="6"/>
+      <w:startOverride w:val="1"/>
     </w:lvlOverride>
     <w:lvlOverride w:ilvl="7">
-      <w:startOverride w:val="6"/>
+      <w:startOverride w:val="1"/>
     </w:lvlOverride>
     <w:lvlOverride w:ilvl="8">
-      <w:startOverride w:val="6"/>
+      <w:startOverride w:val="1"/>
     </w:lvlOverride>
   </w:num>
   <w:num w:numId="1009">
-    <w:abstractNumId w:val="99418"/>
+    <w:abstractNumId w:val="99411"/>
     <w:lvlOverride w:ilvl="0">
-      <w:startOverride w:val="8"/>
+      <w:startOverride w:val="1"/>
     </w:lvlOverride>
     <w:lvlOverride w:ilvl="1">
-      <w:startOverride w:val="8"/>
+      <w:startOverride w:val="1"/>
     </w:lvlOverride>
     <w:lvlOverride w:ilvl="2">
-      <w:startOverride w:val="8"/>
+      <w:startOverride w:val="1"/>
     </w:lvlOverride>
     <w:lvlOverride w:ilvl="3">
-      <w:startOverride w:val="8"/>
+      <w:startOverride w:val="1"/>
     </w:lvlOverride>
     <w:lvlOverride w:ilvl="4">
-      <w:startOverride w:val="8"/>
+      <w:startOverride w:val="1"/>
     </w:lvlOverride>
     <w:lvlOverride w:ilvl="5">
-      <w:startOverride w:val="8"/>
+      <w:startOverride w:val="1"/>
     </w:lvlOverride>
     <w:lvlOverride w:ilvl="6">
-      <w:startOverride w:val="8"/>
+      <w:startOverride w:val="1"/>
     </w:lvlOverride>
     <w:lvlOverride w:ilvl="7">
-      <w:startOverride w:val="8"/>
+      <w:startOverride w:val="1"/>
     </w:lvlOverride>
     <w:lvlOverride w:ilvl="8">
-      <w:startOverride w:val="8"/>
+      <w:startOverride w:val="1"/>
     </w:lvlOverride>
   </w:num>
   <w:num w:numId="1010">
-    <w:abstractNumId w:val="994116"/>
+    <w:abstractNumId w:val="99411"/>
     <w:lvlOverride w:ilvl="0">
-      <w:startOverride w:val="16"/>
+      <w:startOverride w:val="1"/>
     </w:lvlOverride>
     <w:lvlOverride w:ilvl="1">
-      <w:startOverride w:val="16"/>
+      <w:startOverride w:val="1"/>
     </w:lvlOverride>
     <w:lvlOverride w:ilvl="2">
-      <w:startOverride w:val="16"/>
+      <w:startOverride w:val="1"/>
     </w:lvlOverride>
     <w:lvlOverride w:ilvl="3">
-      <w:startOverride w:val="16"/>
+      <w:startOverride w:val="1"/>
     </w:lvlOverride>
     <w:lvlOverride w:ilvl="4">
-      <w:startOverride w:val="16"/>
+      <w:startOverride w:val="1"/>
     </w:lvlOverride>
     <w:lvlOverride w:ilvl="5">
-      <w:startOverride w:val="16"/>
+      <w:startOverride w:val="1"/>
     </w:lvlOverride>
     <w:lvlOverride w:ilvl="6">
-      <w:startOverride w:val="16"/>
+      <w:startOverride w:val="1"/>
     </w:lvlOverride>
     <w:lvlOverride w:ilvl="7">
-      <w:startOverride w:val="16"/>
+      <w:startOverride w:val="1"/>
     </w:lvlOverride>
     <w:lvlOverride w:ilvl="8">
-      <w:startOverride w:val="16"/>
+      <w:startOverride w:val="1"/>
     </w:lvlOverride>
   </w:num>
   <w:num w:numId="1011">
-    <w:abstractNumId w:val="994122"/>
+    <w:abstractNumId w:val="99411"/>
     <w:lvlOverride w:ilvl="0">
-      <w:startOverride w:val="22"/>
+      <w:startOverride w:val="1"/>
     </w:lvlOverride>
     <w:lvlOverride w:ilvl="1">
-      <w:startOverride w:val="22"/>
+      <w:startOverride w:val="1"/>
     </w:lvlOverride>
     <w:lvlOverride w:ilvl="2">
-      <w:startOverride w:val="22"/>
+      <w:startOverride w:val="1"/>
     </w:lvlOverride>
     <w:lvlOverride w:ilvl="3">
-      <w:startOverride w:val="22"/>
+      <w:startOverride w:val="1"/>
     </w:lvlOverride>
     <w:lvlOverride w:ilvl="4">
-      <w:startOverride w:val="22"/>
+      <w:startOverride w:val="1"/>
     </w:lvlOverride>
     <w:lvlOverride w:ilvl="5">
-      <w:startOverride w:val="22"/>
+      <w:startOverride w:val="1"/>
     </w:lvlOverride>
     <w:lvlOverride w:ilvl="6">
-      <w:startOverride w:val="22"/>
+      <w:startOverride w:val="1"/>
     </w:lvlOverride>
     <w:lvlOverride w:ilvl="7">
-      <w:startOverride w:val="22"/>
+      <w:startOverride w:val="1"/>
     </w:lvlOverride>
     <w:lvlOverride w:ilvl="8">
-      <w:startOverride w:val="22"/>
+      <w:startOverride w:val="1"/>
     </w:lvlOverride>
   </w:num>
   <w:num w:numId="1012">
-    <w:abstractNumId w:val="994127"/>
+    <w:abstractNumId w:val="99411"/>
     <w:lvlOverride w:ilvl="0">
-      <w:startOverride w:val="27"/>
+      <w:startOverride w:val="1"/>
     </w:lvlOverride>
     <w:lvlOverride w:ilvl="1">
-      <w:startOverride w:val="27"/>
+      <w:startOverride w:val="1"/>
     </w:lvlOverride>
     <w:lvlOverride w:ilvl="2">
-      <w:startOverride w:val="27"/>
+      <w:startOverride w:val="1"/>
     </w:lvlOverride>
     <w:lvlOverride w:ilvl="3">
-      <w:startOverride w:val="27"/>
+      <w:startOverride w:val="1"/>
     </w:lvlOverride>
     <w:lvlOverride w:ilvl="4">
-      <w:startOverride w:val="27"/>
+      <w:startOverride w:val="1"/>
     </w:lvlOverride>
     <w:lvlOverride w:ilvl="5">
-      <w:startOverride w:val="27"/>
+      <w:startOverride w:val="1"/>
     </w:lvlOverride>
     <w:lvlOverride w:ilvl="6">
-      <w:startOverride w:val="27"/>
+      <w:startOverride w:val="1"/>
     </w:lvlOverride>
     <w:lvlOverride w:ilvl="7">
-      <w:startOverride w:val="27"/>
+      <w:startOverride w:val="1"/>
     </w:lvlOverride>
     <w:lvlOverride w:ilvl="8">
-      <w:startOverride w:val="27"/>
+      <w:startOverride w:val="1"/>
     </w:lvlOverride>
   </w:num>
 </w:numbering>
@@ -14014,57 +11912,94 @@
     <w:name w:val="Title"/>
     <w:basedOn w:val="Normal"/>
     <w:next w:val="BodyText"/>
+    <w:link w:val="TitleChar"/>
+    <w:uiPriority w:val="10"/>
     <w:qFormat/>
+    <w:rsid w:val="00A10FD9"/>
     <w:pPr>
-      <w:keepNext/>
-      <w:keepLines/>
-      <w:spacing w:after="240" w:before="480"/>
+      <w:spacing w:after="80" w:line="240" w:lineRule="auto"/>
+      <w:contextualSpacing/>
       <w:jc w:val="center"/>
     </w:pPr>
     <w:rPr>
       <w:rFonts w:asciiTheme="majorHAnsi" w:cstheme="majorBidi" w:eastAsiaTheme="majorEastAsia" w:hAnsiTheme="majorHAnsi"/>
-      <w:b/>
-      <w:bCs/>
-      <w:color w:themeColor="accent1" w:themeShade="B5" w:val="345A8A"/>
-      <w:sz w:val="36"/>
-      <w:szCs w:val="36"/>
+      <w:sz w:val="56"/>
+      <w:szCs w:val="56"/>
+    </w:rPr>
+  </w:style>
+  <w:style w:customStyle="1" w:styleId="TitleChar" w:type="character">
+    <w:name w:val="Title Char"/>
+    <w:basedOn w:val="DefaultParagraphFont"/>
+    <w:link w:val="Title"/>
+    <w:uiPriority w:val="10"/>
+    <w:rsid w:val="00A10FD9"/>
+    <w:rPr>
+      <w:rFonts w:asciiTheme="majorHAnsi" w:cstheme="majorBidi" w:eastAsiaTheme="majorEastAsia" w:hAnsiTheme="majorHAnsi"/>
+      <w:sz w:val="56"/>
+      <w:szCs w:val="56"/>
     </w:rPr>
   </w:style>
   <w:style w:styleId="Subtitle" w:type="paragraph">
     <w:name w:val="Subtitle"/>
     <w:basedOn w:val="Title"/>
     <w:next w:val="BodyText"/>
+    <w:link w:val="SubtitleChar"/>
+    <w:uiPriority w:val="11"/>
     <w:qFormat/>
+    <w:rsid w:val="00A10FD9"/>
     <w:pPr>
-      <w:keepNext/>
-      <w:keepLines/>
-      <w:spacing w:after="240" w:before="240"/>
-      <w:jc w:val="center"/>
+      <w:numPr>
+        <w:ilvl w:val="1"/>
+      </w:numPr>
     </w:pPr>
     <w:rPr>
-      <w:sz w:val="30"/>
-      <w:szCs w:val="30"/>
+      <w:rFonts w:cstheme="majorBidi" w:eastAsiaTheme="majorEastAsia"/>
+      <w:spacing w:val="15"/>
+      <w:sz w:val="28"/>
+      <w:szCs w:val="28"/>
+    </w:rPr>
+  </w:style>
+  <w:style w:customStyle="1" w:styleId="SubtitleChar" w:type="character">
+    <w:name w:val="Subtitle Char"/>
+    <w:basedOn w:val="DefaultParagraphFont"/>
+    <w:link w:val="Subtitle"/>
+    <w:uiPriority w:val="11"/>
+    <w:rsid w:val="00A10FD9"/>
+    <w:rPr>
+      <w:rFonts w:cstheme="majorBidi" w:eastAsiaTheme="majorEastAsia"/>
+      <w:color w:themeColor="text1" w:themeTint="A6" w:val="595959"/>
+      <w:spacing w:val="15"/>
+      <w:sz w:val="28"/>
+      <w:szCs w:val="28"/>
     </w:rPr>
   </w:style>
   <w:style w:customStyle="1" w:styleId="Author" w:type="paragraph">
     <w:name w:val="Author"/>
+    <w:basedOn w:val="Title"/>
     <w:next w:val="BodyText"/>
     <w:qFormat/>
     <w:pPr>
       <w:keepNext/>
       <w:keepLines/>
-      <w:jc w:val="center"/>
     </w:pPr>
+    <w:rPr>
+      <w:sz w:val="24"/>
+      <w:szCs w:val="24"/>
+    </w:rPr>
   </w:style>
   <w:style w:styleId="Date" w:type="paragraph">
     <w:name w:val="Date"/>
+    <w:basedOn w:val="Title"/>
     <w:next w:val="BodyText"/>
     <w:qFormat/>
     <w:pPr>
       <w:keepNext/>
       <w:keepLines/>
-      <w:jc w:val="center"/>
     </w:pPr>
+    <w:rPr>
+      <w:sz w:val="24"/>
+      <w:szCs w:val="24"/>
+    </w:rPr>
   </w:style>
   <w:style w:customStyle="1" w:styleId="AbstractTitle" w:type="paragraph">
     <w:name w:val="Abstract Title"/>
@@ -14079,7 +12014,6 @@
     </w:pPr>
     <w:rPr>
       <w:b/>
-      <w:color w:val="345A8A"/>
       <w:sz w:val="20"/>
       <w:szCs w:val="20"/>
     </w:rPr>
@@ -14108,191 +12042,321 @@
     <w:rPr/>
   </w:style>
   <w:style w:styleId="Heading1" w:type="paragraph">
-    <w:name w:val="Heading 1"/>
+    <w:name w:val="heading 1"/>
     <w:basedOn w:val="Normal"/>
     <w:next w:val="BodyText"/>
+    <w:link w:val="Heading1Char"/>
     <w:uiPriority w:val="9"/>
     <w:qFormat/>
+    <w:rsid w:val="00A10FD9"/>
     <w:pPr>
       <w:keepNext/>
       <w:keepLines/>
-      <w:spacing w:after="0" w:before="480"/>
+      <w:spacing w:after="80" w:before="360"/>
       <w:outlineLvl w:val="0"/>
     </w:pPr>
     <w:rPr>
       <w:rFonts w:asciiTheme="majorHAnsi" w:cstheme="majorBidi" w:eastAsiaTheme="majorEastAsia" w:hAnsiTheme="majorHAnsi"/>
-      <w:b/>
-      <w:bCs/>
-      <w:color w:themeColor="accent1" w:val="4F81BD"/>
+      <w:color w:themeColor="accent1" w:themeShade="BF" w:val="0F4761"/>
+      <w:sz w:val="40"/>
+      <w:szCs w:val="40"/>
+    </w:rPr>
+  </w:style>
+  <w:style w:styleId="Heading2" w:type="paragraph">
+    <w:name w:val="heading 2"/>
+    <w:basedOn w:val="Normal"/>
+    <w:next w:val="BodyText"/>
+    <w:link w:val="Heading2Char"/>
+    <w:uiPriority w:val="9"/>
+    <w:semiHidden/>
+    <w:unhideWhenUsed/>
+    <w:qFormat/>
+    <w:rsid w:val="00A10FD9"/>
+    <w:pPr>
+      <w:keepNext/>
+      <w:keepLines/>
+      <w:spacing w:after="80" w:before="160"/>
+      <w:outlineLvl w:val="1"/>
+    </w:pPr>
+    <w:rPr>
+      <w:rFonts w:asciiTheme="majorHAnsi" w:cstheme="majorBidi" w:eastAsiaTheme="majorEastAsia" w:hAnsiTheme="majorHAnsi"/>
+      <w:color w:themeColor="accent1" w:themeShade="BF" w:val="0F4761"/>
       <w:sz w:val="32"/>
       <w:szCs w:val="32"/>
     </w:rPr>
   </w:style>
-  <w:style w:styleId="Heading2" w:type="paragraph">
-    <w:name w:val="Heading 2"/>
+  <w:style w:styleId="Heading3" w:type="paragraph">
+    <w:name w:val="heading 3"/>
     <w:basedOn w:val="Normal"/>
     <w:next w:val="BodyText"/>
+    <w:link w:val="Heading3Char"/>
     <w:uiPriority w:val="9"/>
+    <w:semiHidden/>
     <w:unhideWhenUsed/>
     <w:qFormat/>
+    <w:rsid w:val="00A10FD9"/>
     <w:pPr>
       <w:keepNext/>
       <w:keepLines/>
-      <w:spacing w:after="0" w:before="200"/>
-      <w:outlineLvl w:val="1"/>
+      <w:spacing w:after="80" w:before="160"/>
+      <w:outlineLvl w:val="2"/>
     </w:pPr>
     <w:rPr>
-      <w:rFonts w:asciiTheme="majorHAnsi" w:cstheme="majorBidi" w:eastAsiaTheme="majorEastAsia" w:hAnsiTheme="majorHAnsi"/>
-      <w:b/>
-      <w:bCs/>
-      <w:color w:themeColor="accent1" w:val="4F81BD"/>
+      <w:rFonts w:cstheme="majorBidi" w:eastAsiaTheme="majorEastAsia"/>
+      <w:color w:themeColor="accent1" w:themeShade="BF" w:val="0F4761"/>
       <w:sz w:val="28"/>
       <w:szCs w:val="28"/>
     </w:rPr>
   </w:style>
-  <w:style w:styleId="Heading3" w:type="paragraph">
-    <w:name w:val="Heading 3"/>
+  <w:style w:styleId="Heading4" w:type="paragraph">
+    <w:name w:val="heading 4"/>
     <w:basedOn w:val="Normal"/>
     <w:next w:val="BodyText"/>
+    <w:link w:val="Heading4Char"/>
     <w:uiPriority w:val="9"/>
+    <w:semiHidden/>
     <w:unhideWhenUsed/>
     <w:qFormat/>
+    <w:rsid w:val="00A10FD9"/>
     <w:pPr>
       <w:keepNext/>
       <w:keepLines/>
-      <w:spacing w:after="0" w:before="200"/>
-      <w:outlineLvl w:val="2"/>
+      <w:spacing w:after="40" w:before="80"/>
+      <w:outlineLvl w:val="3"/>
     </w:pPr>
     <w:rPr>
-      <w:rFonts w:asciiTheme="majorHAnsi" w:cstheme="majorBidi" w:eastAsiaTheme="majorEastAsia" w:hAnsiTheme="majorHAnsi"/>
-      <w:b/>
-      <w:bCs/>
-      <w:color w:themeColor="accent1" w:val="4F81BD"/>
-      <w:sz w:val="24"/>
-      <w:szCs w:val="24"/>
+      <w:rFonts w:cstheme="majorBidi" w:eastAsiaTheme="majorEastAsia"/>
+      <w:i/>
+      <w:iCs/>
+      <w:color w:themeColor="accent1" w:themeShade="BF" w:val="0F4761"/>
     </w:rPr>
   </w:style>
-  <w:style w:styleId="Heading4" w:type="paragraph">
-    <w:name w:val="Heading 4"/>
+  <w:style w:styleId="Heading5" w:type="paragraph">
+    <w:name w:val="heading 5"/>
     <w:basedOn w:val="Normal"/>
     <w:next w:val="BodyText"/>
+    <w:link w:val="Heading5Char"/>
     <w:uiPriority w:val="9"/>
+    <w:semiHidden/>
     <w:unhideWhenUsed/>
     <w:qFormat/>
+    <w:rsid w:val="00A10FD9"/>
     <w:pPr>
       <w:keepNext/>
       <w:keepLines/>
-      <w:spacing w:after="0" w:before="200"/>
-      <w:outlineLvl w:val="3"/>
+      <w:spacing w:after="40" w:before="80"/>
+      <w:outlineLvl w:val="4"/>
     </w:pPr>
     <w:rPr>
-      <w:rFonts w:asciiTheme="majorHAnsi" w:cstheme="majorBidi" w:eastAsiaTheme="majorEastAsia" w:hAnsiTheme="majorHAnsi"/>
-      <w:bCs/>
-      <w:i/>
-      <w:color w:themeColor="accent1" w:val="4F81BD"/>
-      <w:sz w:val="24"/>
-      <w:szCs w:val="24"/>
+      <w:rFonts w:cstheme="majorBidi" w:eastAsiaTheme="majorEastAsia"/>
+      <w:color w:themeColor="accent1" w:themeShade="BF" w:val="0F4761"/>
     </w:rPr>
   </w:style>
-  <w:style w:styleId="Heading5" w:type="paragraph">
-    <w:name w:val="Heading 5"/>
+  <w:style w:styleId="Heading6" w:type="paragraph">
+    <w:name w:val="heading 6"/>
     <w:basedOn w:val="Normal"/>
     <w:next w:val="BodyText"/>
+    <w:link w:val="Heading6Char"/>
     <w:uiPriority w:val="9"/>
+    <w:semiHidden/>
     <w:unhideWhenUsed/>
     <w:qFormat/>
+    <w:rsid w:val="00A10FD9"/>
     <w:pPr>
       <w:keepNext/>
       <w:keepLines/>
-      <w:spacing w:after="0" w:before="200"/>
-      <w:outlineLvl w:val="4"/>
+      <w:spacing w:after="0" w:before="40"/>
+      <w:outlineLvl w:val="5"/>
     </w:pPr>
     <w:rPr>
-      <w:rFonts w:asciiTheme="majorHAnsi" w:cstheme="majorBidi" w:eastAsiaTheme="majorEastAsia" w:hAnsiTheme="majorHAnsi"/>
+      <w:rFonts w:cstheme="majorBidi" w:eastAsiaTheme="majorEastAsia"/>
+      <w:i/>
       <w:iCs/>
-      <w:color w:themeColor="accent1" w:val="4F81BD"/>
-      <w:sz w:val="24"/>
-      <w:szCs w:val="24"/>
+      <w:color w:themeColor="text1" w:themeTint="A6" w:val="595959"/>
     </w:rPr>
   </w:style>
-  <w:style w:styleId="Heading6" w:type="paragraph">
-    <w:name w:val="Heading 6"/>
+  <w:style w:styleId="Heading7" w:type="paragraph">
+    <w:name w:val="heading 7"/>
     <w:basedOn w:val="Normal"/>
     <w:next w:val="BodyText"/>
+    <w:link w:val="Heading7Char"/>
     <w:uiPriority w:val="9"/>
+    <w:semiHidden/>
     <w:unhideWhenUsed/>
     <w:qFormat/>
+    <w:rsid w:val="00A10FD9"/>
     <w:pPr>
       <w:keepNext/>
       <w:keepLines/>
-      <w:spacing w:after="0" w:before="200"/>
-      <w:outlineLvl w:val="5"/>
+      <w:spacing w:after="0" w:before="40"/>
+      <w:outlineLvl w:val="6"/>
     </w:pPr>
     <w:rPr>
-      <w:rFonts w:asciiTheme="majorHAnsi" w:cstheme="majorBidi" w:eastAsiaTheme="majorEastAsia" w:hAnsiTheme="majorHAnsi"/>
-      <w:color w:themeColor="accent1" w:val="4F81BD"/>
-      <w:sz w:val="24"/>
-      <w:szCs w:val="24"/>
+      <w:rFonts w:cstheme="majorBidi" w:eastAsiaTheme="majorEastAsia"/>
+      <w:color w:themeColor="text1" w:themeTint="A6" w:val="595959"/>
     </w:rPr>
   </w:style>
-  <w:style w:styleId="Heading7" w:type="paragraph">
-    <w:name w:val="Heading 7"/>
+  <w:style w:styleId="Heading8" w:type="paragraph">
+    <w:name w:val="heading 8"/>
     <w:basedOn w:val="Normal"/>
     <w:next w:val="BodyText"/>
+    <w:link w:val="Heading8Char"/>
     <w:uiPriority w:val="9"/>
+    <w:semiHidden/>
     <w:unhideWhenUsed/>
     <w:qFormat/>
+    <w:rsid w:val="00A10FD9"/>
     <w:pPr>
       <w:keepNext/>
       <w:keepLines/>
-      <w:spacing w:after="0" w:before="200"/>
-      <w:outlineLvl w:val="6"/>
+      <w:spacing w:after="0"/>
+      <w:outlineLvl w:val="7"/>
     </w:pPr>
     <w:rPr>
-      <w:rFonts w:asciiTheme="majorHAnsi" w:cstheme="majorBidi" w:eastAsiaTheme="majorEastAsia" w:hAnsiTheme="majorHAnsi"/>
-      <w:color w:themeColor="accent1" w:val="4F81BD"/>
-      <w:sz w:val="24"/>
-      <w:szCs w:val="24"/>
+      <w:rFonts w:cstheme="majorBidi" w:eastAsiaTheme="majorEastAsia"/>
+      <w:i/>
+      <w:iCs/>
+      <w:color w:themeColor="text1" w:themeTint="D8" w:val="272727"/>
     </w:rPr>
   </w:style>
-  <w:style w:styleId="Heading8" w:type="paragraph">
-    <w:name w:val="Heading 8"/>
+  <w:style w:styleId="Heading9" w:type="paragraph">
+    <w:name w:val="heading 9"/>
     <w:basedOn w:val="Normal"/>
     <w:next w:val="BodyText"/>
+    <w:link w:val="Heading9Char"/>
     <w:uiPriority w:val="9"/>
+    <w:semiHidden/>
     <w:unhideWhenUsed/>
     <w:qFormat/>
+    <w:rsid w:val="00A10FD9"/>
     <w:pPr>
       <w:keepNext/>
       <w:keepLines/>
-      <w:spacing w:after="0" w:before="200"/>
-      <w:outlineLvl w:val="7"/>
-    </w:pPr>
-    <w:rPr>
-      <w:rFonts w:asciiTheme="majorHAnsi" w:cstheme="majorBidi" w:eastAsiaTheme="majorEastAsia" w:hAnsiTheme="majorHAnsi"/>
-      <w:color w:themeColor="accent1" w:val="4F81BD"/>
-      <w:sz w:val="24"/>
-      <w:szCs w:val="24"/>
-    </w:rPr>
-  </w:style>
-  <w:style w:styleId="Heading9" w:type="paragraph">
-    <w:name w:val="Heading 9"/>
-    <w:basedOn w:val="Normal"/>
-    <w:next w:val="BodyText"/>
-    <w:uiPriority w:val="9"/>
-    <w:unhideWhenUsed/>
-    <w:qFormat/>
-    <w:pPr>
-      <w:keepNext/>
-      <w:keepLines/>
-      <w:spacing w:after="0" w:before="200"/>
+      <w:spacing w:after="0"/>
       <w:outlineLvl w:val="8"/>
     </w:pPr>
     <w:rPr>
+      <w:rFonts w:cstheme="majorBidi" w:eastAsiaTheme="majorEastAsia"/>
+      <w:color w:themeColor="text1" w:themeTint="D8" w:val="272727"/>
+    </w:rPr>
+  </w:style>
+  <w:style w:customStyle="1" w:styleId="Heading1Char" w:type="character">
+    <w:name w:val="Heading 1 Char"/>
+    <w:basedOn w:val="DefaultParagraphFont"/>
+    <w:link w:val="Heading1"/>
+    <w:uiPriority w:val="9"/>
+    <w:rsid w:val="00A10FD9"/>
+    <w:rPr>
       <w:rFonts w:asciiTheme="majorHAnsi" w:cstheme="majorBidi" w:eastAsiaTheme="majorEastAsia" w:hAnsiTheme="majorHAnsi"/>
-      <w:color w:themeColor="accent1" w:val="4F81BD"/>
-      <w:sz w:val="24"/>
-      <w:szCs w:val="24"/>
+      <w:color w:themeColor="accent1" w:themeShade="BF" w:val="0F4761"/>
+      <w:sz w:val="40"/>
+      <w:szCs w:val="40"/>
+    </w:rPr>
+  </w:style>
+  <w:style w:customStyle="1" w:styleId="Heading2Char" w:type="character">
+    <w:name w:val="Heading 2 Char"/>
+    <w:basedOn w:val="DefaultParagraphFont"/>
+    <w:link w:val="Heading2"/>
+    <w:uiPriority w:val="9"/>
+    <w:semiHidden/>
+    <w:rsid w:val="00A10FD9"/>
+    <w:rPr>
+      <w:rFonts w:asciiTheme="majorHAnsi" w:cstheme="majorBidi" w:eastAsiaTheme="majorEastAsia" w:hAnsiTheme="majorHAnsi"/>
+      <w:color w:themeColor="accent1" w:themeShade="BF" w:val="0F4761"/>
+      <w:sz w:val="32"/>
+      <w:szCs w:val="32"/>
+    </w:rPr>
+  </w:style>
+  <w:style w:customStyle="1" w:styleId="Heading3Char" w:type="character">
+    <w:name w:val="Heading 3 Char"/>
+    <w:basedOn w:val="DefaultParagraphFont"/>
+    <w:link w:val="Heading3"/>
+    <w:uiPriority w:val="9"/>
+    <w:semiHidden/>
+    <w:rsid w:val="00A10FD9"/>
+    <w:rPr>
+      <w:rFonts w:cstheme="majorBidi" w:eastAsiaTheme="majorEastAsia"/>
+      <w:color w:themeColor="accent1" w:themeShade="BF" w:val="0F4761"/>
+      <w:sz w:val="28"/>
+      <w:szCs w:val="28"/>
+    </w:rPr>
+  </w:style>
+  <w:style w:customStyle="1" w:styleId="Heading4Char" w:type="character">
+    <w:name w:val="Heading 4 Char"/>
+    <w:basedOn w:val="DefaultParagraphFont"/>
+    <w:link w:val="Heading4"/>
+    <w:uiPriority w:val="9"/>
+    <w:semiHidden/>
+    <w:rsid w:val="00A10FD9"/>
+    <w:rPr>
+      <w:rFonts w:cstheme="majorBidi" w:eastAsiaTheme="majorEastAsia"/>
+      <w:i/>
+      <w:iCs/>
+      <w:color w:themeColor="accent1" w:themeShade="BF" w:val="0F4761"/>
+    </w:rPr>
+  </w:style>
+  <w:style w:customStyle="1" w:styleId="Heading5Char" w:type="character">
+    <w:name w:val="Heading 5 Char"/>
+    <w:basedOn w:val="DefaultParagraphFont"/>
+    <w:link w:val="Heading5"/>
+    <w:uiPriority w:val="9"/>
+    <w:semiHidden/>
+    <w:rsid w:val="00A10FD9"/>
+    <w:rPr>
+      <w:rFonts w:cstheme="majorBidi" w:eastAsiaTheme="majorEastAsia"/>
+      <w:color w:themeColor="accent1" w:themeShade="BF" w:val="0F4761"/>
+    </w:rPr>
+  </w:style>
+  <w:style w:customStyle="1" w:styleId="Heading6Char" w:type="character">
+    <w:name w:val="Heading 6 Char"/>
+    <w:basedOn w:val="DefaultParagraphFont"/>
+    <w:link w:val="Heading6"/>
+    <w:uiPriority w:val="9"/>
+    <w:semiHidden/>
+    <w:rsid w:val="00A10FD9"/>
+    <w:rPr>
+      <w:rFonts w:cstheme="majorBidi" w:eastAsiaTheme="majorEastAsia"/>
+      <w:i/>
+      <w:iCs/>
+      <w:color w:themeColor="text1" w:themeTint="A6" w:val="595959"/>
+    </w:rPr>
+  </w:style>
+  <w:style w:customStyle="1" w:styleId="Heading7Char" w:type="character">
+    <w:name w:val="Heading 7 Char"/>
+    <w:basedOn w:val="DefaultParagraphFont"/>
+    <w:link w:val="Heading7"/>
+    <w:uiPriority w:val="9"/>
+    <w:semiHidden/>
+    <w:rsid w:val="00A10FD9"/>
+    <w:rPr>
+      <w:rFonts w:cstheme="majorBidi" w:eastAsiaTheme="majorEastAsia"/>
+      <w:color w:themeColor="text1" w:themeTint="A6" w:val="595959"/>
+    </w:rPr>
+  </w:style>
+  <w:style w:customStyle="1" w:styleId="Heading8Char" w:type="character">
+    <w:name w:val="Heading 8 Char"/>
+    <w:basedOn w:val="DefaultParagraphFont"/>
+    <w:link w:val="Heading8"/>
+    <w:uiPriority w:val="9"/>
+    <w:semiHidden/>
+    <w:rsid w:val="00A10FD9"/>
+    <w:rPr>
+      <w:rFonts w:cstheme="majorBidi" w:eastAsiaTheme="majorEastAsia"/>
+      <w:i/>
+      <w:iCs/>
+      <w:color w:themeColor="text1" w:themeTint="D8" w:val="272727"/>
+    </w:rPr>
+  </w:style>
+  <w:style w:customStyle="1" w:styleId="Heading9Char" w:type="character">
+    <w:name w:val="Heading 9 Char"/>
+    <w:basedOn w:val="DefaultParagraphFont"/>
+    <w:link w:val="Heading9"/>
+    <w:uiPriority w:val="9"/>
+    <w:semiHidden/>
+    <w:rsid w:val="00A10FD9"/>
+    <w:rPr>
+      <w:rFonts w:cstheme="majorBidi" w:eastAsiaTheme="majorEastAsia"/>
+      <w:color w:themeColor="text1" w:themeTint="D8" w:val="272727"/>
     </w:rPr>
   </w:style>
   <w:style w:styleId="BlockText" w:type="paragraph">
@@ -14317,8 +12381,8 @@
   </w:style>
   <w:style w:styleId="FootnoteBlockText" w:type="paragraph">
     <w:name w:val="Footnote Block Text"/>
-    <w:basedOn w:val="Footnote Text"/>
-    <w:next w:val="Footnote Text"/>
+    <w:basedOn w:val="FootnoteText"/>
+    <w:next w:val="FootnoteText"/>
     <w:uiPriority w:val="9"/>
     <w:unhideWhenUsed/>
     <w:qFormat/>
@@ -14710,44 +12774,44 @@
         <a:sysClr val="window" lastClr="FFFFFF"/>
       </a:lt1>
       <a:dk2>
-        <a:srgbClr val="1F497D"/>
+        <a:srgbClr val="0E2841"/>
       </a:dk2>
       <a:lt2>
-        <a:srgbClr val="EEECE1"/>
+        <a:srgbClr val="E8E8E8"/>
       </a:lt2>
       <a:accent1>
-        <a:srgbClr val="4F81BD"/>
+        <a:srgbClr val="156082"/>
       </a:accent1>
       <a:accent2>
-        <a:srgbClr val="C0504D"/>
+        <a:srgbClr val="E97132"/>
       </a:accent2>
       <a:accent3>
-        <a:srgbClr val="9BBB59"/>
+        <a:srgbClr val="196B24"/>
       </a:accent3>
       <a:accent4>
-        <a:srgbClr val="8064A2"/>
+        <a:srgbClr val="0F9ED5"/>
       </a:accent4>
       <a:accent5>
-        <a:srgbClr val="4BACC6"/>
+        <a:srgbClr val="A02B93"/>
       </a:accent5>
       <a:accent6>
-        <a:srgbClr val="F79646"/>
+        <a:srgbClr val="4EA72E"/>
       </a:accent6>
       <a:hlink>
-        <a:srgbClr val="0000FF"/>
+        <a:srgbClr val="467886"/>
       </a:hlink>
       <a:folHlink>
-        <a:srgbClr val="800080"/>
+        <a:srgbClr val="96607D"/>
       </a:folHlink>
     </a:clrScheme>
     <a:fontScheme name="Office">
       <a:majorFont>
-        <a:latin typeface="Calibri"/>
+        <a:latin typeface="Aptos Display" panose="02110004020202020204"/>
         <a:ea typeface=""/>
         <a:cs typeface=""/>
-        <a:font script="Jpan" typeface="ＭＳ ゴシック"/>
+        <a:font script="Jpan" typeface="游ゴシック Light"/>
         <a:font script="Hang" typeface="맑은 고딕"/>
-        <a:font script="Hans" typeface="宋体"/>
+        <a:font script="Hans" typeface="等线 Light"/>
         <a:font script="Hant" typeface="新細明體"/>
         <a:font script="Arab" typeface="Times New Roman"/>
         <a:font script="Hebr" typeface="Times New Roman"/>
@@ -14774,14 +12838,32 @@
         <a:font script="Mong" typeface="Mongolian Baiti"/>
         <a:font script="Viet" typeface="Times New Roman"/>
         <a:font script="Uigh" typeface="Microsoft Uighur"/>
+        <a:font script="Geor" typeface="Sylfaen"/>
+        <a:font script="Armn" typeface="Arial"/>
+        <a:font script="Bugi" typeface="Leelawadee UI"/>
+        <a:font script="Bopo" typeface="Microsoft JhengHei"/>
+        <a:font script="Java" typeface="Javanese Text"/>
+        <a:font script="Lisu" typeface="Segoe UI"/>
+        <a:font script="Mymr" typeface="Myanmar Text"/>
+        <a:font script="Nkoo" typeface="Ebrima"/>
+        <a:font script="Olck" typeface="Nirmala UI"/>
+        <a:font script="Osma" typeface="Ebrima"/>
+        <a:font script="Phag" typeface="Phagspa"/>
+        <a:font script="Syrn" typeface="Estrangelo Edessa"/>
+        <a:font script="Syrj" typeface="Estrangelo Edessa"/>
+        <a:font script="Syre" typeface="Estrangelo Edessa"/>
+        <a:font script="Sora" typeface="Nirmala UI"/>
+        <a:font script="Tale" typeface="Microsoft Tai Le"/>
+        <a:font script="Talu" typeface="Microsoft New Tai Lue"/>
+        <a:font script="Tfng" typeface="Ebrima"/>
       </a:majorFont>
       <a:minorFont>
-        <a:latin typeface="Cambria"/>
+        <a:latin typeface="Aptos" panose="02110004020202020204"/>
         <a:ea typeface=""/>
         <a:cs typeface=""/>
-        <a:font script="Jpan" typeface="ＭＳ 明朝"/>
+        <a:font script="Jpan" typeface="游明朝"/>
         <a:font script="Hang" typeface="맑은 고딕"/>
-        <a:font script="Hans" typeface="宋体"/>
+        <a:font script="Hans" typeface="等线"/>
         <a:font script="Hant" typeface="新細明體"/>
         <a:font script="Arab" typeface="Arial"/>
         <a:font script="Hebr" typeface="Arial"/>
@@ -14808,6 +12890,24 @@
         <a:font script="Mong" typeface="Mongolian Baiti"/>
         <a:font script="Viet" typeface="Arial"/>
         <a:font script="Uigh" typeface="Microsoft Uighur"/>
+        <a:font script="Geor" typeface="Sylfaen"/>
+        <a:font script="Armn" typeface="Arial"/>
+        <a:font script="Bugi" typeface="Leelawadee UI"/>
+        <a:font script="Bopo" typeface="Microsoft JhengHei"/>
+        <a:font script="Java" typeface="Javanese Text"/>
+        <a:font script="Lisu" typeface="Segoe UI"/>
+        <a:font script="Mymr" typeface="Myanmar Text"/>
+        <a:font script="Nkoo" typeface="Ebrima"/>
+        <a:font script="Olck" typeface="Nirmala UI"/>
+        <a:font script="Osma" typeface="Ebrima"/>
+        <a:font script="Phag" typeface="Phagspa"/>
+        <a:font script="Syrn" typeface="Estrangelo Edessa"/>
+        <a:font script="Syrj" typeface="Estrangelo Edessa"/>
+        <a:font script="Syre" typeface="Estrangelo Edessa"/>
+        <a:font script="Sora" typeface="Nirmala UI"/>
+        <a:font script="Tale" typeface="Microsoft Tai Le"/>
+        <a:font script="Talu" typeface="Microsoft New Tai Lue"/>
+        <a:font script="Tfng" typeface="Ebrima"/>
       </a:minorFont>
     </a:fontScheme>
     <a:fmtScheme name="Office">
@@ -14819,200 +12919,141 @@
           <a:gsLst>
             <a:gs pos="0">
               <a:schemeClr val="phClr">
-                <a:tint val="50000"/>
-                <a:satMod val="300000"/>
+                <a:lumMod val="110000"/>
+                <a:satMod val="105000"/>
+                <a:tint val="67000"/>
               </a:schemeClr>
             </a:gs>
-            <a:gs pos="35000">
+            <a:gs pos="50000">
               <a:schemeClr val="phClr">
-                <a:tint val="37000"/>
-                <a:satMod val="300000"/>
+                <a:lumMod val="105000"/>
+                <a:satMod val="103000"/>
+                <a:tint val="73000"/>
               </a:schemeClr>
             </a:gs>
             <a:gs pos="100000">
               <a:schemeClr val="phClr">
-                <a:tint val="15000"/>
-                <a:satMod val="350000"/>
+                <a:lumMod val="105000"/>
+                <a:satMod val="109000"/>
+                <a:tint val="81000"/>
               </a:schemeClr>
             </a:gs>
           </a:gsLst>
-          <a:lin ang="16200000" scaled="1"/>
+          <a:lin ang="5400000" scaled="0"/>
         </a:gradFill>
         <a:gradFill rotWithShape="1">
           <a:gsLst>
             <a:gs pos="0">
               <a:schemeClr val="phClr">
-                <a:tint val="100000"/>
+                <a:satMod val="103000"/>
+                <a:lumMod val="102000"/>
+                <a:tint val="94000"/>
+              </a:schemeClr>
+            </a:gs>
+            <a:gs pos="50000">
+              <a:schemeClr val="phClr">
+                <a:satMod val="110000"/>
+                <a:lumMod val="100000"/>
                 <a:shade val="100000"/>
-                <a:satMod val="130000"/>
               </a:schemeClr>
             </a:gs>
             <a:gs pos="100000">
               <a:schemeClr val="phClr">
-                <a:tint val="50000"/>
-                <a:shade val="100000"/>
-                <a:satMod val="350000"/>
+                <a:lumMod val="99000"/>
+                <a:satMod val="120000"/>
+                <a:shade val="78000"/>
               </a:schemeClr>
             </a:gs>
           </a:gsLst>
-          <a:lin ang="16200000" scaled="0"/>
+          <a:lin ang="5400000" scaled="0"/>
         </a:gradFill>
       </a:fillStyleLst>
       <a:lnStyleLst>
-        <a:ln w="9525" cap="flat" cmpd="sng" algn="ctr">
-          <a:solidFill>
-            <a:schemeClr val="phClr">
-              <a:shade val="95000"/>
-              <a:satMod val="105000"/>
-            </a:schemeClr>
-          </a:solidFill>
-          <a:prstDash val="solid"/>
-        </a:ln>
-        <a:ln w="25400" cap="flat" cmpd="sng" algn="ctr">
+        <a:ln w="6350" cap="flat" cmpd="sng" algn="ctr">
           <a:solidFill>
             <a:schemeClr val="phClr"/>
           </a:solidFill>
           <a:prstDash val="solid"/>
+          <a:miter lim="800000"/>
         </a:ln>
-        <a:ln w="38100" cap="flat" cmpd="sng" algn="ctr">
+        <a:ln w="12700" cap="flat" cmpd="sng" algn="ctr">
           <a:solidFill>
             <a:schemeClr val="phClr"/>
           </a:solidFill>
           <a:prstDash val="solid"/>
+          <a:miter lim="800000"/>
+        </a:ln>
+        <a:ln w="19050" cap="flat" cmpd="sng" algn="ctr">
+          <a:solidFill>
+            <a:schemeClr val="phClr"/>
+          </a:solidFill>
+          <a:prstDash val="solid"/>
+          <a:miter lim="800000"/>
         </a:ln>
       </a:lnStyleLst>
       <a:effectStyleLst>
         <a:effectStyle>
+          <a:effectLst/>
+        </a:effectStyle>
+        <a:effectStyle>
+          <a:effectLst/>
+        </a:effectStyle>
+        <a:effectStyle>
           <a:effectLst>
-            <a:outerShdw blurRad="40000" dist="20000" dir="5400000" rotWithShape="0">
+            <a:outerShdw blurRad="57150" dist="19050" dir="5400000" algn="ctr" rotWithShape="0">
               <a:srgbClr val="000000">
-                <a:alpha val="38000"/>
+                <a:alpha val="63000"/>
               </a:srgbClr>
             </a:outerShdw>
           </a:effectLst>
-        </a:effectStyle>
-        <a:effectStyle>
-          <a:effectLst>
-            <a:outerShdw blurRad="40000" dist="23000" dir="5400000" rotWithShape="0">
-              <a:srgbClr val="000000">
-                <a:alpha val="35000"/>
-              </a:srgbClr>
-            </a:outerShdw>
-          </a:effectLst>
-        </a:effectStyle>
-        <a:effectStyle>
-          <a:effectLst>
-            <a:outerShdw blurRad="40000" dist="23000" dir="5400000" rotWithShape="0">
-              <a:srgbClr val="000000">
-                <a:alpha val="35000"/>
-              </a:srgbClr>
-            </a:outerShdw>
-          </a:effectLst>
-          <a:scene3d>
-            <a:camera prst="orthographicFront">
-              <a:rot lat="0" lon="0" rev="0"/>
-            </a:camera>
-            <a:lightRig rig="threePt" dir="t">
-              <a:rot lat="0" lon="0" rev="1200000"/>
-            </a:lightRig>
-          </a:scene3d>
-          <a:sp3d>
-            <a:bevelT w="63500" h="25400"/>
-          </a:sp3d>
         </a:effectStyle>
       </a:effectStyleLst>
       <a:bgFillStyleLst>
         <a:solidFill>
           <a:schemeClr val="phClr"/>
         </a:solidFill>
+        <a:solidFill>
+          <a:schemeClr val="phClr">
+            <a:tint val="95000"/>
+            <a:satMod val="170000"/>
+          </a:schemeClr>
+        </a:solidFill>
         <a:gradFill rotWithShape="1">
           <a:gsLst>
             <a:gs pos="0">
               <a:schemeClr val="phClr">
-                <a:tint val="40000"/>
-                <a:satMod val="350000"/>
+                <a:tint val="93000"/>
+                <a:satMod val="150000"/>
+                <a:shade val="98000"/>
+                <a:lumMod val="102000"/>
               </a:schemeClr>
             </a:gs>
-            <a:gs pos="40000">
+            <a:gs pos="50000">
               <a:schemeClr val="phClr">
-                <a:tint val="45000"/>
-                <a:shade val="99000"/>
-                <a:satMod val="350000"/>
+                <a:tint val="98000"/>
+                <a:satMod val="130000"/>
+                <a:shade val="90000"/>
+                <a:lumMod val="103000"/>
               </a:schemeClr>
             </a:gs>
             <a:gs pos="100000">
               <a:schemeClr val="phClr">
-                <a:shade val="20000"/>
-                <a:satMod val="255000"/>
+                <a:shade val="63000"/>
+                <a:satMod val="120000"/>
               </a:schemeClr>
             </a:gs>
           </a:gsLst>
-          <a:path path="circle">
-            <a:fillToRect l="50000" t="-80000" r="50000" b="180000"/>
-          </a:path>
-        </a:gradFill>
-        <a:gradFill rotWithShape="1">
-          <a:gsLst>
-            <a:gs pos="0">
-              <a:schemeClr val="phClr">
-                <a:tint val="80000"/>
-                <a:satMod val="300000"/>
-              </a:schemeClr>
-            </a:gs>
-            <a:gs pos="100000">
-              <a:schemeClr val="phClr">
-                <a:shade val="30000"/>
-                <a:satMod val="200000"/>
-              </a:schemeClr>
-            </a:gs>
-          </a:gsLst>
-          <a:path path="circle">
-            <a:fillToRect l="50000" t="50000" r="50000" b="50000"/>
-          </a:path>
+          <a:lin ang="5400000" scaled="0"/>
         </a:gradFill>
       </a:bgFillStyleLst>
     </a:fmtScheme>
   </a:themeElements>
-  <a:objectDefaults>
-    <a:spDef>
-      <a:spPr/>
-      <a:bodyPr/>
-      <a:lstStyle/>
-      <a:style>
-        <a:lnRef idx="1">
-          <a:schemeClr val="accent1"/>
-        </a:lnRef>
-        <a:fillRef idx="3">
-          <a:schemeClr val="accent1"/>
-        </a:fillRef>
-        <a:effectRef idx="2">
-          <a:schemeClr val="accent1"/>
-        </a:effectRef>
-        <a:fontRef idx="minor">
-          <a:schemeClr val="lt1"/>
-        </a:fontRef>
-      </a:style>
-    </a:spDef>
-    <a:lnDef>
-      <a:spPr/>
-      <a:bodyPr/>
-      <a:lstStyle/>
-      <a:style>
-        <a:lnRef idx="2">
-          <a:schemeClr val="accent1"/>
-        </a:lnRef>
-        <a:fillRef idx="0">
-          <a:schemeClr val="accent1"/>
-        </a:fillRef>
-        <a:effectRef idx="1">
-          <a:schemeClr val="accent1"/>
-        </a:effectRef>
-        <a:fontRef idx="minor">
-          <a:schemeClr val="tx1"/>
-        </a:fontRef>
-      </a:style>
-    </a:lnDef>
-  </a:objectDefaults>
+  <a:objectDefaults/>
   <a:extraClrSchemeLst/>
+  <a:extLst>
+    <a:ext uri="{05A4C25C-085E-4340-85A3-A5531E510DB2}">
+      <thm15:themeFamily xmlns:thm15="http://schemas.microsoft.com/office/thememl/2012/main" name="Office Theme" id="{2E142A2C-CD16-42D6-873A-C26D2A0506FA}" vid="{1BDDFF52-6CD6-40A5-AB3C-68EB2F1E4D0A}"/>
+    </a:ext>
+  </a:extLst>
 </a:theme>
 </file>